--- a/docs/黄金量化预测项目完整流程.docx
+++ b/docs/黄金量化预测项目完整流程.docx
@@ -122,7 +122,7 @@
           <w:color w:val="667085"/>
           <w:sz w:val="22"/>
         </w:rPr>
-        <w:t>版本日期：2026-07-21</w:t>
+        <w:t>版本日期：2026-07-22</w:t>
       </w:r>
     </w:p>
     <w:p>
@@ -11463,6 +11463,60 @@
                 <w:color w:val="0B2545"/>
                 <w:sz w:val="18"/>
               </w:rPr>
+              <w:t>十九分组滚动 Huber</w:t>
+            </w:r>
+          </w:p>
+        </w:tc>
+        <w:tc>
+          <w:tcPr>
+            <w:tcW w:type="dxa" w:w="6860"/>
+            <w:tcMar>
+              <w:top w:w="80" w:type="dxa"/>
+              <w:start w:w="120" w:type="dxa"/>
+              <w:bottom w:w="80" w:type="dxa"/>
+              <w:end w:w="120" w:type="dxa"/>
+            </w:tcMar>
+            <w:vAlign w:val="center"/>
+          </w:tcPr>
+          <w:p>
+            <w:pPr>
+              <w:spacing w:before="0" w:after="40" w:line="276" w:lineRule="auto"/>
+            </w:pPr>
+            <w:r>
+              <w:rPr>
+                <w:rFonts w:ascii="Calibri" w:hAnsi="Calibri" w:eastAsia="Microsoft YaHei"/>
+                <w:b w:val="0"/>
+                <w:color w:val="0B2545"/>
+                <w:sz w:val="18"/>
+              </w:rPr>
+              <w:t>huber_rolling_19block_cv.py；outputs/huber_rolling_19block/</w:t>
+            </w:r>
+          </w:p>
+        </w:tc>
+      </w:tr>
+      <w:tr>
+        <w:tc>
+          <w:tcPr>
+            <w:tcW w:type="dxa" w:w="2500"/>
+            <w:tcMar>
+              <w:top w:w="80" w:type="dxa"/>
+              <w:start w:w="120" w:type="dxa"/>
+              <w:bottom w:w="80" w:type="dxa"/>
+              <w:end w:w="120" w:type="dxa"/>
+            </w:tcMar>
+            <w:vAlign w:val="center"/>
+          </w:tcPr>
+          <w:p>
+            <w:pPr>
+              <w:spacing w:before="0" w:after="40" w:line="276" w:lineRule="auto"/>
+            </w:pPr>
+            <w:r>
+              <w:rPr>
+                <w:rFonts w:ascii="Calibri" w:hAnsi="Calibri" w:eastAsia="Microsoft YaHei"/>
+                <w:b w:val="0"/>
+                <w:color w:val="0B2545"/>
+                <w:sz w:val="18"/>
+              </w:rPr>
               <w:t>Huber 损失最小化</w:t>
             </w:r>
           </w:p>
@@ -12019,7 +12073,7 @@
                 <w:color w:val="0B2545"/>
                 <w:sz w:val="18"/>
               </w:rPr>
-              <w:t>目标时间、五模型范围、交互项、状态标签和 Huber 解析梯度测试</w:t>
+              <w:t>目标时间、五模型范围、交互项、状态标签、Huber 梯度和十九分组公平性测试</w:t>
             </w:r>
           </w:p>
         </w:tc>
@@ -12137,7 +12191,7 @@
           <w:rFonts w:ascii="Calibri" w:hAnsi="Calibri" w:eastAsia="Microsoft YaHei"/>
           <w:sz w:val="22"/>
         </w:rPr>
-        <w:t>新增 6 个 pytest 测试；本地测试全部通过。</w:t>
+        <w:t>新增 8 个 pytest 测试；本地测试全部通过。</w:t>
       </w:r>
     </w:p>
     <w:p>
@@ -12218,7 +12272,7 @@
         <w:keepNext/>
       </w:pPr>
       <w:r>
-        <w:t>24. 当前结论</w:t>
+        <w:t>24. 十九分组固定窗口 Huber 验证（当前公平方案）</w:t>
       </w:r>
     </w:p>
     <w:p>
@@ -12233,7 +12287,719 @@
           <w:color w:val="202124"/>
           <w:sz w:val="22"/>
         </w:rPr>
-        <w:t>项目已经完成从数据获取到金额误差账本的完整研究闭环。统计特征选择、稳健回归、PCA、绝对误差损失、移动区块 Bagging、样本外加权以及十分组 Huber 旋转验证均已有可复现实现。</w:t>
+        <w:t>为消除扩展窗口中训练样本数量不同带来的公平性问题，2,728 条可用观测被处理为 19 个完全相等的连续区块。每块 143 条，最早 11 条余数不进入该公平性诊断。模型 1 使用区块 1—9 训练、区块 10 测试；之后窗口每次向前移动一块，直到模型 10 使用区块 10—18 训练、区块 19 测试。</w:t>
+      </w:r>
+    </w:p>
+    <w:tbl>
+      <w:tblPr>
+        <w:tblStyle w:val="TableGrid"/>
+        <w:tblW w:type="dxa" w:w="9360"/>
+        <w:tblLayout w:type="fixed"/>
+        <w:tblLook w:firstColumn="1" w:firstRow="1" w:lastColumn="0" w:lastRow="0" w:noHBand="0" w:noVBand="1" w:val="04A0"/>
+        <w:tblInd w:w="120" w:type="dxa"/>
+      </w:tblPr>
+      <w:tblGrid>
+        <w:gridCol w:w="3600"/>
+        <w:gridCol w:w="5760"/>
+      </w:tblGrid>
+      <w:tr>
+        <w:tc>
+          <w:tcPr>
+            <w:tcW w:type="dxa" w:w="3600"/>
+            <w:tcMar>
+              <w:top w:w="80" w:type="dxa"/>
+              <w:start w:w="120" w:type="dxa"/>
+              <w:bottom w:w="80" w:type="dxa"/>
+              <w:end w:w="120" w:type="dxa"/>
+            </w:tcMar>
+            <w:vAlign w:val="center"/>
+            <w:shd w:fill="E8EEF5"/>
+          </w:tcPr>
+          <w:p>
+            <w:pPr>
+              <w:spacing w:before="0" w:after="40" w:line="276" w:lineRule="auto"/>
+            </w:pPr>
+            <w:r>
+              <w:rPr>
+                <w:rFonts w:ascii="Calibri" w:hAnsi="Calibri" w:eastAsia="Microsoft YaHei"/>
+                <w:b/>
+                <w:color w:val="0B2545"/>
+                <w:sz w:val="18"/>
+              </w:rPr>
+              <w:t>设计或结果</w:t>
+            </w:r>
+          </w:p>
+        </w:tc>
+        <w:tc>
+          <w:tcPr>
+            <w:tcW w:type="dxa" w:w="5760"/>
+            <w:tcMar>
+              <w:top w:w="80" w:type="dxa"/>
+              <w:start w:w="120" w:type="dxa"/>
+              <w:bottom w:w="80" w:type="dxa"/>
+              <w:end w:w="120" w:type="dxa"/>
+            </w:tcMar>
+            <w:vAlign w:val="center"/>
+            <w:shd w:fill="E8EEF5"/>
+          </w:tcPr>
+          <w:p>
+            <w:pPr>
+              <w:spacing w:before="0" w:after="40" w:line="276" w:lineRule="auto"/>
+            </w:pPr>
+            <w:r>
+              <w:rPr>
+                <w:rFonts w:ascii="Calibri" w:hAnsi="Calibri" w:eastAsia="Microsoft YaHei"/>
+                <w:b/>
+                <w:color w:val="0B2545"/>
+                <w:sz w:val="18"/>
+              </w:rPr>
+              <w:t>数值</w:t>
+            </w:r>
+          </w:p>
+        </w:tc>
+      </w:tr>
+      <w:tr>
+        <w:tc>
+          <w:tcPr>
+            <w:tcW w:type="dxa" w:w="3600"/>
+            <w:tcMar>
+              <w:top w:w="80" w:type="dxa"/>
+              <w:start w:w="120" w:type="dxa"/>
+              <w:bottom w:w="80" w:type="dxa"/>
+              <w:end w:w="120" w:type="dxa"/>
+            </w:tcMar>
+            <w:vAlign w:val="center"/>
+          </w:tcPr>
+          <w:p>
+            <w:pPr>
+              <w:spacing w:before="0" w:after="40" w:line="276" w:lineRule="auto"/>
+            </w:pPr>
+            <w:r>
+              <w:rPr>
+                <w:rFonts w:ascii="Calibri" w:hAnsi="Calibri" w:eastAsia="Microsoft YaHei"/>
+                <w:b w:val="0"/>
+                <w:color w:val="0B2545"/>
+                <w:sz w:val="18"/>
+              </w:rPr>
+              <w:t>模型数量</w:t>
+            </w:r>
+          </w:p>
+        </w:tc>
+        <w:tc>
+          <w:tcPr>
+            <w:tcW w:type="dxa" w:w="5760"/>
+            <w:tcMar>
+              <w:top w:w="80" w:type="dxa"/>
+              <w:start w:w="120" w:type="dxa"/>
+              <w:bottom w:w="80" w:type="dxa"/>
+              <w:end w:w="120" w:type="dxa"/>
+            </w:tcMar>
+            <w:vAlign w:val="center"/>
+          </w:tcPr>
+          <w:p>
+            <w:pPr>
+              <w:spacing w:before="0" w:after="40" w:line="276" w:lineRule="auto"/>
+            </w:pPr>
+            <w:r>
+              <w:rPr>
+                <w:rFonts w:ascii="Calibri" w:hAnsi="Calibri" w:eastAsia="Microsoft YaHei"/>
+                <w:b w:val="0"/>
+                <w:color w:val="0B2545"/>
+                <w:sz w:val="18"/>
+              </w:rPr>
+              <w:t>10</w:t>
+            </w:r>
+          </w:p>
+        </w:tc>
+      </w:tr>
+      <w:tr>
+        <w:tc>
+          <w:tcPr>
+            <w:tcW w:type="dxa" w:w="3600"/>
+            <w:tcMar>
+              <w:top w:w="80" w:type="dxa"/>
+              <w:start w:w="120" w:type="dxa"/>
+              <w:bottom w:w="80" w:type="dxa"/>
+              <w:end w:w="120" w:type="dxa"/>
+            </w:tcMar>
+            <w:vAlign w:val="center"/>
+          </w:tcPr>
+          <w:p>
+            <w:pPr>
+              <w:spacing w:before="0" w:after="40" w:line="276" w:lineRule="auto"/>
+            </w:pPr>
+            <w:r>
+              <w:rPr>
+                <w:rFonts w:ascii="Calibri" w:hAnsi="Calibri" w:eastAsia="Microsoft YaHei"/>
+                <w:b w:val="0"/>
+                <w:color w:val="0B2545"/>
+                <w:sz w:val="18"/>
+              </w:rPr>
+              <w:t>每个模型训练区块</w:t>
+            </w:r>
+          </w:p>
+        </w:tc>
+        <w:tc>
+          <w:tcPr>
+            <w:tcW w:type="dxa" w:w="5760"/>
+            <w:tcMar>
+              <w:top w:w="80" w:type="dxa"/>
+              <w:start w:w="120" w:type="dxa"/>
+              <w:bottom w:w="80" w:type="dxa"/>
+              <w:end w:w="120" w:type="dxa"/>
+            </w:tcMar>
+            <w:vAlign w:val="center"/>
+          </w:tcPr>
+          <w:p>
+            <w:pPr>
+              <w:spacing w:before="0" w:after="40" w:line="276" w:lineRule="auto"/>
+            </w:pPr>
+            <w:r>
+              <w:rPr>
+                <w:rFonts w:ascii="Calibri" w:hAnsi="Calibri" w:eastAsia="Microsoft YaHei"/>
+                <w:b w:val="0"/>
+                <w:color w:val="0B2545"/>
+                <w:sz w:val="18"/>
+              </w:rPr>
+              <w:t>9</w:t>
+            </w:r>
+          </w:p>
+        </w:tc>
+      </w:tr>
+      <w:tr>
+        <w:tc>
+          <w:tcPr>
+            <w:tcW w:type="dxa" w:w="3600"/>
+            <w:tcMar>
+              <w:top w:w="80" w:type="dxa"/>
+              <w:start w:w="120" w:type="dxa"/>
+              <w:bottom w:w="80" w:type="dxa"/>
+              <w:end w:w="120" w:type="dxa"/>
+            </w:tcMar>
+            <w:vAlign w:val="center"/>
+          </w:tcPr>
+          <w:p>
+            <w:pPr>
+              <w:spacing w:before="0" w:after="40" w:line="276" w:lineRule="auto"/>
+            </w:pPr>
+            <w:r>
+              <w:rPr>
+                <w:rFonts w:ascii="Calibri" w:hAnsi="Calibri" w:eastAsia="Microsoft YaHei"/>
+                <w:b w:val="0"/>
+                <w:color w:val="0B2545"/>
+                <w:sz w:val="18"/>
+              </w:rPr>
+              <w:t>每个模型训练观测</w:t>
+            </w:r>
+          </w:p>
+        </w:tc>
+        <w:tc>
+          <w:tcPr>
+            <w:tcW w:type="dxa" w:w="5760"/>
+            <w:tcMar>
+              <w:top w:w="80" w:type="dxa"/>
+              <w:start w:w="120" w:type="dxa"/>
+              <w:bottom w:w="80" w:type="dxa"/>
+              <w:end w:w="120" w:type="dxa"/>
+            </w:tcMar>
+            <w:vAlign w:val="center"/>
+          </w:tcPr>
+          <w:p>
+            <w:pPr>
+              <w:spacing w:before="0" w:after="40" w:line="276" w:lineRule="auto"/>
+            </w:pPr>
+            <w:r>
+              <w:rPr>
+                <w:rFonts w:ascii="Calibri" w:hAnsi="Calibri" w:eastAsia="Microsoft YaHei"/>
+                <w:b w:val="0"/>
+                <w:color w:val="0B2545"/>
+                <w:sz w:val="18"/>
+              </w:rPr>
+              <w:t>1,287</w:t>
+            </w:r>
+          </w:p>
+        </w:tc>
+      </w:tr>
+      <w:tr>
+        <w:tc>
+          <w:tcPr>
+            <w:tcW w:type="dxa" w:w="3600"/>
+            <w:tcMar>
+              <w:top w:w="80" w:type="dxa"/>
+              <w:start w:w="120" w:type="dxa"/>
+              <w:bottom w:w="80" w:type="dxa"/>
+              <w:end w:w="120" w:type="dxa"/>
+            </w:tcMar>
+            <w:vAlign w:val="center"/>
+          </w:tcPr>
+          <w:p>
+            <w:pPr>
+              <w:spacing w:before="0" w:after="40" w:line="276" w:lineRule="auto"/>
+            </w:pPr>
+            <w:r>
+              <w:rPr>
+                <w:rFonts w:ascii="Calibri" w:hAnsi="Calibri" w:eastAsia="Microsoft YaHei"/>
+                <w:b w:val="0"/>
+                <w:color w:val="0B2545"/>
+                <w:sz w:val="18"/>
+              </w:rPr>
+              <w:t>每个模型测试观测</w:t>
+            </w:r>
+          </w:p>
+        </w:tc>
+        <w:tc>
+          <w:tcPr>
+            <w:tcW w:type="dxa" w:w="5760"/>
+            <w:tcMar>
+              <w:top w:w="80" w:type="dxa"/>
+              <w:start w:w="120" w:type="dxa"/>
+              <w:bottom w:w="80" w:type="dxa"/>
+              <w:end w:w="120" w:type="dxa"/>
+            </w:tcMar>
+            <w:vAlign w:val="center"/>
+          </w:tcPr>
+          <w:p>
+            <w:pPr>
+              <w:spacing w:before="0" w:after="40" w:line="276" w:lineRule="auto"/>
+            </w:pPr>
+            <w:r>
+              <w:rPr>
+                <w:rFonts w:ascii="Calibri" w:hAnsi="Calibri" w:eastAsia="Microsoft YaHei"/>
+                <w:b w:val="0"/>
+                <w:color w:val="0B2545"/>
+                <w:sz w:val="18"/>
+              </w:rPr>
+              <w:t>143</w:t>
+            </w:r>
+          </w:p>
+        </w:tc>
+      </w:tr>
+      <w:tr>
+        <w:tc>
+          <w:tcPr>
+            <w:tcW w:type="dxa" w:w="3600"/>
+            <w:tcMar>
+              <w:top w:w="80" w:type="dxa"/>
+              <w:start w:w="120" w:type="dxa"/>
+              <w:bottom w:w="80" w:type="dxa"/>
+              <w:end w:w="120" w:type="dxa"/>
+            </w:tcMar>
+            <w:vAlign w:val="center"/>
+          </w:tcPr>
+          <w:p>
+            <w:pPr>
+              <w:spacing w:before="0" w:after="40" w:line="276" w:lineRule="auto"/>
+            </w:pPr>
+            <w:r>
+              <w:rPr>
+                <w:rFonts w:ascii="Calibri" w:hAnsi="Calibri" w:eastAsia="Microsoft YaHei"/>
+                <w:b w:val="0"/>
+                <w:color w:val="0B2545"/>
+                <w:sz w:val="18"/>
+              </w:rPr>
+              <w:t>合并严格样本外预测</w:t>
+            </w:r>
+          </w:p>
+        </w:tc>
+        <w:tc>
+          <w:tcPr>
+            <w:tcW w:type="dxa" w:w="5760"/>
+            <w:tcMar>
+              <w:top w:w="80" w:type="dxa"/>
+              <w:start w:w="120" w:type="dxa"/>
+              <w:bottom w:w="80" w:type="dxa"/>
+              <w:end w:w="120" w:type="dxa"/>
+            </w:tcMar>
+            <w:vAlign w:val="center"/>
+          </w:tcPr>
+          <w:p>
+            <w:pPr>
+              <w:spacing w:before="0" w:after="40" w:line="276" w:lineRule="auto"/>
+            </w:pPr>
+            <w:r>
+              <w:rPr>
+                <w:rFonts w:ascii="Calibri" w:hAnsi="Calibri" w:eastAsia="Microsoft YaHei"/>
+                <w:b w:val="0"/>
+                <w:color w:val="0B2545"/>
+                <w:sz w:val="18"/>
+              </w:rPr>
+              <w:t>1,430</w:t>
+            </w:r>
+          </w:p>
+        </w:tc>
+      </w:tr>
+      <w:tr>
+        <w:tc>
+          <w:tcPr>
+            <w:tcW w:type="dxa" w:w="3600"/>
+            <w:tcMar>
+              <w:top w:w="80" w:type="dxa"/>
+              <w:start w:w="120" w:type="dxa"/>
+              <w:bottom w:w="80" w:type="dxa"/>
+              <w:end w:w="120" w:type="dxa"/>
+            </w:tcMar>
+            <w:vAlign w:val="center"/>
+          </w:tcPr>
+          <w:p>
+            <w:pPr>
+              <w:spacing w:before="0" w:after="40" w:line="276" w:lineRule="auto"/>
+            </w:pPr>
+            <w:r>
+              <w:rPr>
+                <w:rFonts w:ascii="Calibri" w:hAnsi="Calibri" w:eastAsia="Microsoft YaHei"/>
+                <w:b w:val="0"/>
+                <w:color w:val="0B2545"/>
+                <w:sz w:val="18"/>
+              </w:rPr>
+              <w:t>增长 MAE</w:t>
+            </w:r>
+          </w:p>
+        </w:tc>
+        <w:tc>
+          <w:tcPr>
+            <w:tcW w:type="dxa" w:w="5760"/>
+            <w:tcMar>
+              <w:top w:w="80" w:type="dxa"/>
+              <w:start w:w="120" w:type="dxa"/>
+              <w:bottom w:w="80" w:type="dxa"/>
+              <w:end w:w="120" w:type="dxa"/>
+            </w:tcMar>
+            <w:vAlign w:val="center"/>
+          </w:tcPr>
+          <w:p>
+            <w:pPr>
+              <w:spacing w:before="0" w:after="40" w:line="276" w:lineRule="auto"/>
+            </w:pPr>
+            <w:r>
+              <w:rPr>
+                <w:rFonts w:ascii="Calibri" w:hAnsi="Calibri" w:eastAsia="Microsoft YaHei"/>
+                <w:b w:val="0"/>
+                <w:color w:val="0B2545"/>
+                <w:sz w:val="18"/>
+              </w:rPr>
+              <w:t>0.639 个百分点</w:t>
+            </w:r>
+          </w:p>
+        </w:tc>
+      </w:tr>
+      <w:tr>
+        <w:tc>
+          <w:tcPr>
+            <w:tcW w:type="dxa" w:w="3600"/>
+            <w:tcMar>
+              <w:top w:w="80" w:type="dxa"/>
+              <w:start w:w="120" w:type="dxa"/>
+              <w:bottom w:w="80" w:type="dxa"/>
+              <w:end w:w="120" w:type="dxa"/>
+            </w:tcMar>
+            <w:vAlign w:val="center"/>
+          </w:tcPr>
+          <w:p>
+            <w:pPr>
+              <w:spacing w:before="0" w:after="40" w:line="276" w:lineRule="auto"/>
+            </w:pPr>
+            <w:r>
+              <w:rPr>
+                <w:rFonts w:ascii="Calibri" w:hAnsi="Calibri" w:eastAsia="Microsoft YaHei"/>
+                <w:b w:val="0"/>
+                <w:color w:val="0B2545"/>
+                <w:sz w:val="18"/>
+              </w:rPr>
+              <w:t>增长 RMSE</w:t>
+            </w:r>
+          </w:p>
+        </w:tc>
+        <w:tc>
+          <w:tcPr>
+            <w:tcW w:type="dxa" w:w="5760"/>
+            <w:tcMar>
+              <w:top w:w="80" w:type="dxa"/>
+              <w:start w:w="120" w:type="dxa"/>
+              <w:bottom w:w="80" w:type="dxa"/>
+              <w:end w:w="120" w:type="dxa"/>
+            </w:tcMar>
+            <w:vAlign w:val="center"/>
+          </w:tcPr>
+          <w:p>
+            <w:pPr>
+              <w:spacing w:before="0" w:after="40" w:line="276" w:lineRule="auto"/>
+            </w:pPr>
+            <w:r>
+              <w:rPr>
+                <w:rFonts w:ascii="Calibri" w:hAnsi="Calibri" w:eastAsia="Microsoft YaHei"/>
+                <w:b w:val="0"/>
+                <w:color w:val="0B2545"/>
+                <w:sz w:val="18"/>
+              </w:rPr>
+              <w:t>0.908 个百分点</w:t>
+            </w:r>
+          </w:p>
+        </w:tc>
+      </w:tr>
+      <w:tr>
+        <w:tc>
+          <w:tcPr>
+            <w:tcW w:type="dxa" w:w="3600"/>
+            <w:tcMar>
+              <w:top w:w="80" w:type="dxa"/>
+              <w:start w:w="120" w:type="dxa"/>
+              <w:bottom w:w="80" w:type="dxa"/>
+              <w:end w:w="120" w:type="dxa"/>
+            </w:tcMar>
+            <w:vAlign w:val="center"/>
+          </w:tcPr>
+          <w:p>
+            <w:pPr>
+              <w:spacing w:before="0" w:after="40" w:line="276" w:lineRule="auto"/>
+            </w:pPr>
+            <w:r>
+              <w:rPr>
+                <w:rFonts w:ascii="Calibri" w:hAnsi="Calibri" w:eastAsia="Microsoft YaHei"/>
+                <w:b w:val="0"/>
+                <w:color w:val="0B2545"/>
+                <w:sz w:val="18"/>
+              </w:rPr>
+              <w:t>波动幅度 MAE</w:t>
+            </w:r>
+          </w:p>
+        </w:tc>
+        <w:tc>
+          <w:tcPr>
+            <w:tcW w:type="dxa" w:w="5760"/>
+            <w:tcMar>
+              <w:top w:w="80" w:type="dxa"/>
+              <w:start w:w="120" w:type="dxa"/>
+              <w:bottom w:w="80" w:type="dxa"/>
+              <w:end w:w="120" w:type="dxa"/>
+            </w:tcMar>
+            <w:vAlign w:val="center"/>
+          </w:tcPr>
+          <w:p>
+            <w:pPr>
+              <w:spacing w:before="0" w:after="40" w:line="276" w:lineRule="auto"/>
+            </w:pPr>
+            <w:r>
+              <w:rPr>
+                <w:rFonts w:ascii="Calibri" w:hAnsi="Calibri" w:eastAsia="Microsoft YaHei"/>
+                <w:b w:val="0"/>
+                <w:color w:val="0B2545"/>
+                <w:sz w:val="18"/>
+              </w:rPr>
+              <w:t>0.517 个百分点</w:t>
+            </w:r>
+          </w:p>
+        </w:tc>
+      </w:tr>
+      <w:tr>
+        <w:tc>
+          <w:tcPr>
+            <w:tcW w:type="dxa" w:w="3600"/>
+            <w:tcMar>
+              <w:top w:w="80" w:type="dxa"/>
+              <w:start w:w="120" w:type="dxa"/>
+              <w:bottom w:w="80" w:type="dxa"/>
+              <w:end w:w="120" w:type="dxa"/>
+            </w:tcMar>
+            <w:vAlign w:val="center"/>
+          </w:tcPr>
+          <w:p>
+            <w:pPr>
+              <w:spacing w:before="0" w:after="40" w:line="276" w:lineRule="auto"/>
+            </w:pPr>
+            <w:r>
+              <w:rPr>
+                <w:rFonts w:ascii="Calibri" w:hAnsi="Calibri" w:eastAsia="Microsoft YaHei"/>
+                <w:b w:val="0"/>
+                <w:color w:val="0B2545"/>
+                <w:sz w:val="18"/>
+              </w:rPr>
+              <w:t>价格变化 MAE</w:t>
+            </w:r>
+          </w:p>
+        </w:tc>
+        <w:tc>
+          <w:tcPr>
+            <w:tcW w:type="dxa" w:w="5760"/>
+            <w:tcMar>
+              <w:top w:w="80" w:type="dxa"/>
+              <w:start w:w="120" w:type="dxa"/>
+              <w:bottom w:w="80" w:type="dxa"/>
+              <w:end w:w="120" w:type="dxa"/>
+            </w:tcMar>
+            <w:vAlign w:val="center"/>
+          </w:tcPr>
+          <w:p>
+            <w:pPr>
+              <w:spacing w:before="0" w:after="40" w:line="276" w:lineRule="auto"/>
+            </w:pPr>
+            <w:r>
+              <w:rPr>
+                <w:rFonts w:ascii="Calibri" w:hAnsi="Calibri" w:eastAsia="Microsoft YaHei"/>
+                <w:b w:val="0"/>
+                <w:color w:val="0B2545"/>
+                <w:sz w:val="18"/>
+              </w:rPr>
+              <w:t>3.531 元/克</w:t>
+            </w:r>
+          </w:p>
+        </w:tc>
+      </w:tr>
+    </w:tbl>
+    <w:p>
+      <w:pPr>
+        <w:spacing w:after="80"/>
+      </w:pPr>
+    </w:p>
+    <w:p>
+      <w:pPr>
+        <w:pStyle w:val="ListBullet"/>
+        <w:spacing w:before="0" w:after="80" w:line="300" w:lineRule="auto"/>
+        <w:ind w:left="540" w:hanging="271"/>
+      </w:pPr>
+      <w:r>
+        <w:rPr>
+          <w:rFonts w:ascii="Calibri" w:hAnsi="Calibri" w:eastAsia="Microsoft YaHei"/>
+          <w:sz w:val="22"/>
+        </w:rPr>
+        <w:t>所有训练日期严格早于对应测试日期。</w:t>
+      </w:r>
+    </w:p>
+    <w:p>
+      <w:pPr>
+        <w:pStyle w:val="ListBullet"/>
+        <w:spacing w:before="0" w:after="80" w:line="300" w:lineRule="auto"/>
+        <w:ind w:left="540" w:hanging="271"/>
+      </w:pPr>
+      <w:r>
+        <w:rPr>
+          <w:rFonts w:ascii="Calibri" w:hAnsi="Calibri" w:eastAsia="Microsoft YaHei"/>
+          <w:sz w:val="22"/>
+        </w:rPr>
+        <w:t>每个训练目标在测试块首个信号日之前或当日已经可观察。</w:t>
+      </w:r>
+    </w:p>
+    <w:p>
+      <w:pPr>
+        <w:pStyle w:val="ListBullet"/>
+        <w:spacing w:before="0" w:after="80" w:line="300" w:lineRule="auto"/>
+        <w:ind w:left="540" w:hanging="271"/>
+      </w:pPr>
+      <w:r>
+        <w:rPr>
+          <w:rFonts w:ascii="Calibri" w:hAnsi="Calibri" w:eastAsia="Microsoft YaHei"/>
+          <w:sz w:val="22"/>
+        </w:rPr>
+        <w:t>十个模型固定使用相同 14 个特征、epsilon=1.1 和 alpha=0.001。</w:t>
+      </w:r>
+    </w:p>
+    <w:p>
+      <w:pPr>
+        <w:pStyle w:val="ListBullet"/>
+        <w:spacing w:before="0" w:after="80" w:line="300" w:lineRule="auto"/>
+        <w:ind w:left="540" w:hanging="271"/>
+      </w:pPr>
+      <w:r>
+        <w:rPr>
+          <w:rFonts w:ascii="Calibri" w:hAnsi="Calibri" w:eastAsia="Microsoft YaHei"/>
+          <w:sz w:val="22"/>
+        </w:rPr>
+        <w:t>测试窗口增长 MAE 范围为 0.428—0.817 个百分点。</w:t>
+      </w:r>
+    </w:p>
+    <w:p>
+      <w:pPr>
+        <w:pStyle w:val="ListBullet"/>
+        <w:spacing w:before="0" w:after="80" w:line="300" w:lineRule="auto"/>
+        <w:ind w:left="540" w:hanging="271"/>
+      </w:pPr>
+      <w:r>
+        <w:rPr>
+          <w:rFonts w:ascii="Calibri" w:hAnsi="Calibri" w:eastAsia="Microsoft YaHei"/>
+          <w:sz w:val="22"/>
+        </w:rPr>
+        <w:t>国际金价日收益、动量与波动率交互、溢价变化及通胀预期系数符号最稳定。</w:t>
+      </w:r>
+    </w:p>
+    <w:tbl>
+      <w:tblPr>
+        <w:tblW w:type="dxa" w:w="9360"/>
+        <w:tblLayout w:type="fixed"/>
+        <w:tblLook w:firstColumn="1" w:firstRow="1" w:lastColumn="0" w:lastRow="0" w:noHBand="0" w:noVBand="1" w:val="04A0"/>
+        <w:tblInd w:w="120" w:type="dxa"/>
+      </w:tblPr>
+      <w:tblGrid>
+        <w:gridCol w:w="9360"/>
+      </w:tblGrid>
+      <w:tr>
+        <w:tc>
+          <w:tcPr>
+            <w:tcW w:type="dxa" w:w="9360"/>
+            <w:tcMar>
+              <w:top w:w="80" w:type="dxa"/>
+              <w:start w:w="120" w:type="dxa"/>
+              <w:bottom w:w="80" w:type="dxa"/>
+              <w:end w:w="120" w:type="dxa"/>
+            </w:tcMar>
+            <w:vAlign w:val="center"/>
+            <w:shd w:fill="FFF7E6"/>
+          </w:tcPr>
+          <w:p>
+            <w:pPr>
+              <w:spacing w:after="60"/>
+            </w:pPr>
+            <w:r>
+              <w:rPr>
+                <w:rFonts w:ascii="Calibri" w:hAnsi="Calibri" w:eastAsia="Microsoft YaHei"/>
+                <w:b/>
+                <w:color w:val="7A5A00"/>
+                <w:sz w:val="21"/>
+              </w:rPr>
+              <w:t>与旧十分组结果的区别</w:t>
+            </w:r>
+          </w:p>
+          <w:p>
+            <w:pPr>
+              <w:spacing w:after="40" w:line="288" w:lineRule="auto"/>
+            </w:pPr>
+            <w:r>
+              <w:rPr>
+                <w:rFonts w:ascii="Calibri" w:hAnsi="Calibri" w:eastAsia="Microsoft YaHei"/>
+                <w:color w:val="344054"/>
+                <w:sz w:val="20"/>
+              </w:rPr>
+              <w:t>旧十分组方法的前九折会使用测试日期之后的数据，只适合相关性和系数稳定性诊断。十九分组固定窗口结果没有这种未来数据泄漏，且每个模型训练量相同，因此应作为当前主要验证结果。两个实验的测试日期和样本量不同，误差不能被解释为完全同口径的模型优劣。</w:t>
+            </w:r>
+          </w:p>
+        </w:tc>
+      </w:tr>
+    </w:tbl>
+    <w:p>
+      <w:pPr>
+        <w:spacing w:after="40"/>
+      </w:pPr>
+    </w:p>
+    <w:p>
+      <w:pPr>
+        <w:pStyle w:val="Heading1"/>
+        <w:keepNext/>
+      </w:pPr>
+      <w:r>
+        <w:t>25. 当前结论</w:t>
+      </w:r>
+    </w:p>
+    <w:p>
+      <w:pPr>
+        <w:spacing w:before="0" w:after="120" w:line="300" w:lineRule="auto"/>
+      </w:pPr>
+      <w:r>
+        <w:rPr>
+          <w:rFonts w:ascii="Calibri" w:hAnsi="Calibri" w:eastAsia="Microsoft YaHei"/>
+          <w:b w:val="0"/>
+          <w:i w:val="0"/>
+          <w:color w:val="202124"/>
+          <w:sz w:val="22"/>
+        </w:rPr>
+        <w:t>项目已经完成从数据获取到金额误差账本的完整研究闭环。统计特征选择、稳健回归、PCA、绝对误差损失、移动区块 Bagging、样本外加权、十分组诊断以及十九分组固定滚动验证均已有可复现实现。</w:t>
       </w:r>
     </w:p>
     <w:p>
@@ -12248,7 +13014,7 @@
           <w:color w:val="0B2545"/>
           <w:sz w:val="22"/>
         </w:rPr>
-        <w:t>当前最有潜力的金额预测模型是 PCA11 绝对误差回归，但整体仍属于研究原型。主要未解决问题是对大幅黄金波动的系统性低估，以及缺少真正未参与模型开发的未来测试样本。</w:t>
+        <w:t>当前公平验证中的 Huber 增长 MAE 为 0.639 个百分点，但模型仍系统性低估较大波动，最近测试窗口的价格变化 MAE 明显较高。下一步应使用这些严格样本外预测确定交易阈值、持仓规模和交易成本后的 P&amp;L，而不是继续引用存在未来信息的十分组误差。</w:t>
       </w:r>
     </w:p>
     <w:sectPr>

--- a/docs/黄金量化预测项目完整流程.docx
+++ b/docs/黄金量化预测项目完整流程.docx
@@ -11517,6 +11517,60 @@
                 <w:color w:val="0B2545"/>
                 <w:sz w:val="18"/>
               </w:rPr>
+              <w:t>锁定第十九块共同测试</w:t>
+            </w:r>
+          </w:p>
+        </w:tc>
+        <w:tc>
+          <w:tcPr>
+            <w:tcW w:type="dxa" w:w="6860"/>
+            <w:tcMar>
+              <w:top w:w="80" w:type="dxa"/>
+              <w:start w:w="120" w:type="dxa"/>
+              <w:bottom w:w="80" w:type="dxa"/>
+              <w:end w:w="120" w:type="dxa"/>
+            </w:tcMar>
+            <w:vAlign w:val="center"/>
+          </w:tcPr>
+          <w:p>
+            <w:pPr>
+              <w:spacing w:before="0" w:after="40" w:line="276" w:lineRule="auto"/>
+            </w:pPr>
+            <w:r>
+              <w:rPr>
+                <w:rFonts w:ascii="Calibri" w:hAnsi="Calibri" w:eastAsia="Microsoft YaHei"/>
+                <w:b w:val="0"/>
+                <w:color w:val="0B2545"/>
+                <w:sz w:val="18"/>
+              </w:rPr>
+              <w:t>locked_block19_ensemble.py；outputs/locked_block19_ensemble/</w:t>
+            </w:r>
+          </w:p>
+        </w:tc>
+      </w:tr>
+      <w:tr>
+        <w:tc>
+          <w:tcPr>
+            <w:tcW w:type="dxa" w:w="2500"/>
+            <w:tcMar>
+              <w:top w:w="80" w:type="dxa"/>
+              <w:start w:w="120" w:type="dxa"/>
+              <w:bottom w:w="80" w:type="dxa"/>
+              <w:end w:w="120" w:type="dxa"/>
+            </w:tcMar>
+            <w:vAlign w:val="center"/>
+          </w:tcPr>
+          <w:p>
+            <w:pPr>
+              <w:spacing w:before="0" w:after="40" w:line="276" w:lineRule="auto"/>
+            </w:pPr>
+            <w:r>
+              <w:rPr>
+                <w:rFonts w:ascii="Calibri" w:hAnsi="Calibri" w:eastAsia="Microsoft YaHei"/>
+                <w:b w:val="0"/>
+                <w:color w:val="0B2545"/>
+                <w:sz w:val="18"/>
+              </w:rPr>
               <w:t>Huber 损失最小化</w:t>
             </w:r>
           </w:p>
@@ -12191,7 +12245,7 @@
           <w:rFonts w:ascii="Calibri" w:hAnsi="Calibri" w:eastAsia="Microsoft YaHei"/>
           <w:sz w:val="22"/>
         </w:rPr>
-        <w:t>新增 8 个 pytest 测试；本地测试全部通过。</w:t>
+        <w:t>新增 10 个 pytest 测试；本地测试全部通过。</w:t>
       </w:r>
     </w:p>
     <w:p>
@@ -12984,7 +13038,7 @@
         <w:keepNext/>
       </w:pPr>
       <w:r>
-        <w:t>25. 当前结论</w:t>
+        <w:t>25. 锁定第十九块的五模型共同测试</w:t>
       </w:r>
     </w:p>
     <w:p>
@@ -12999,7 +13053,686 @@
           <w:color w:val="202124"/>
           <w:sz w:val="22"/>
         </w:rPr>
-        <w:t>项目已经完成从数据获取到金额误差账本的完整研究闭环。统计特征选择、稳健回归、PCA、绝对误差损失、移动区块 Bagging、样本外加权、十分组诊断以及十九分组固定滚动验证均已有可复现实现。</w:t>
+        <w:t>为了让五个模型在完全相同的测试日期上比较，第 19 块被排除在训练和权重计算之外。第 1—18 块用于开发：依次使用前九块训练并预测第 10—18 块，由这些开发期样本外预测计算增长 MAE；最终五个模型统一使用第 10—18 块的 1,287 条观测训练，再共同预测第 19 块的 143 条观测。</w:t>
+      </w:r>
+    </w:p>
+    <w:tbl>
+      <w:tblPr>
+        <w:tblStyle w:val="TableGrid"/>
+        <w:tblW w:type="dxa" w:w="9360"/>
+        <w:tblLayout w:type="fixed"/>
+        <w:tblLook w:firstColumn="1" w:firstRow="1" w:lastColumn="0" w:lastRow="0" w:noHBand="0" w:noVBand="1" w:val="04A0"/>
+        <w:tblInd w:w="120" w:type="dxa"/>
+      </w:tblPr>
+      <w:tblGrid>
+        <w:gridCol w:w="3000"/>
+        <w:gridCol w:w="3180"/>
+        <w:gridCol w:w="3180"/>
+      </w:tblGrid>
+      <w:tr>
+        <w:tc>
+          <w:tcPr>
+            <w:tcW w:type="dxa" w:w="3000"/>
+            <w:tcMar>
+              <w:top w:w="80" w:type="dxa"/>
+              <w:start w:w="120" w:type="dxa"/>
+              <w:bottom w:w="80" w:type="dxa"/>
+              <w:end w:w="120" w:type="dxa"/>
+            </w:tcMar>
+            <w:vAlign w:val="center"/>
+            <w:shd w:fill="E8EEF5"/>
+          </w:tcPr>
+          <w:p>
+            <w:pPr>
+              <w:spacing w:before="0" w:after="40" w:line="276" w:lineRule="auto"/>
+            </w:pPr>
+            <w:r>
+              <w:rPr>
+                <w:rFonts w:ascii="Calibri" w:hAnsi="Calibri" w:eastAsia="Microsoft YaHei"/>
+                <w:b/>
+                <w:color w:val="0B2545"/>
+                <w:sz w:val="18"/>
+              </w:rPr>
+              <w:t>候选模型</w:t>
+            </w:r>
+          </w:p>
+        </w:tc>
+        <w:tc>
+          <w:tcPr>
+            <w:tcW w:type="dxa" w:w="3180"/>
+            <w:tcMar>
+              <w:top w:w="80" w:type="dxa"/>
+              <w:start w:w="120" w:type="dxa"/>
+              <w:bottom w:w="80" w:type="dxa"/>
+              <w:end w:w="120" w:type="dxa"/>
+            </w:tcMar>
+            <w:vAlign w:val="center"/>
+            <w:shd w:fill="E8EEF5"/>
+          </w:tcPr>
+          <w:p>
+            <w:pPr>
+              <w:spacing w:before="0" w:after="40" w:line="276" w:lineRule="auto"/>
+            </w:pPr>
+            <w:r>
+              <w:rPr>
+                <w:rFonts w:ascii="Calibri" w:hAnsi="Calibri" w:eastAsia="Microsoft YaHei"/>
+                <w:b/>
+                <w:color w:val="0B2545"/>
+                <w:sz w:val="18"/>
+              </w:rPr>
+              <w:t>第 19 块增长 MAE</w:t>
+            </w:r>
+          </w:p>
+        </w:tc>
+        <w:tc>
+          <w:tcPr>
+            <w:tcW w:type="dxa" w:w="3180"/>
+            <w:tcMar>
+              <w:top w:w="80" w:type="dxa"/>
+              <w:start w:w="120" w:type="dxa"/>
+              <w:bottom w:w="80" w:type="dxa"/>
+              <w:end w:w="120" w:type="dxa"/>
+            </w:tcMar>
+            <w:vAlign w:val="center"/>
+            <w:shd w:fill="E8EEF5"/>
+          </w:tcPr>
+          <w:p>
+            <w:pPr>
+              <w:spacing w:before="0" w:after="40" w:line="276" w:lineRule="auto"/>
+            </w:pPr>
+            <w:r>
+              <w:rPr>
+                <w:rFonts w:ascii="Calibri" w:hAnsi="Calibri" w:eastAsia="Microsoft YaHei"/>
+                <w:b/>
+                <w:color w:val="0B2545"/>
+                <w:sz w:val="18"/>
+              </w:rPr>
+              <w:t>第 19 块价格变化 MAE</w:t>
+            </w:r>
+          </w:p>
+        </w:tc>
+      </w:tr>
+      <w:tr>
+        <w:tc>
+          <w:tcPr>
+            <w:tcW w:type="dxa" w:w="3000"/>
+            <w:tcMar>
+              <w:top w:w="80" w:type="dxa"/>
+              <w:start w:w="120" w:type="dxa"/>
+              <w:bottom w:w="80" w:type="dxa"/>
+              <w:end w:w="120" w:type="dxa"/>
+            </w:tcMar>
+            <w:vAlign w:val="center"/>
+          </w:tcPr>
+          <w:p>
+            <w:pPr>
+              <w:spacing w:before="0" w:after="40" w:line="276" w:lineRule="auto"/>
+            </w:pPr>
+            <w:r>
+              <w:rPr>
+                <w:rFonts w:ascii="Calibri" w:hAnsi="Calibri" w:eastAsia="Microsoft YaHei"/>
+                <w:b w:val="0"/>
+                <w:color w:val="0B2545"/>
+                <w:sz w:val="18"/>
+              </w:rPr>
+              <w:t>BaggedHuber</w:t>
+            </w:r>
+          </w:p>
+        </w:tc>
+        <w:tc>
+          <w:tcPr>
+            <w:tcW w:type="dxa" w:w="3180"/>
+            <w:tcMar>
+              <w:top w:w="80" w:type="dxa"/>
+              <w:start w:w="120" w:type="dxa"/>
+              <w:bottom w:w="80" w:type="dxa"/>
+              <w:end w:w="120" w:type="dxa"/>
+            </w:tcMar>
+            <w:vAlign w:val="center"/>
+          </w:tcPr>
+          <w:p>
+            <w:pPr>
+              <w:spacing w:before="0" w:after="40" w:line="276" w:lineRule="auto"/>
+            </w:pPr>
+            <w:r>
+              <w:rPr>
+                <w:rFonts w:ascii="Calibri" w:hAnsi="Calibri" w:eastAsia="Microsoft YaHei"/>
+                <w:b w:val="0"/>
+                <w:color w:val="0B2545"/>
+                <w:sz w:val="18"/>
+              </w:rPr>
+              <w:t>0.797 个百分点</w:t>
+            </w:r>
+          </w:p>
+        </w:tc>
+        <w:tc>
+          <w:tcPr>
+            <w:tcW w:type="dxa" w:w="3180"/>
+            <w:tcMar>
+              <w:top w:w="80" w:type="dxa"/>
+              <w:start w:w="120" w:type="dxa"/>
+              <w:bottom w:w="80" w:type="dxa"/>
+              <w:end w:w="120" w:type="dxa"/>
+            </w:tcMar>
+            <w:vAlign w:val="center"/>
+          </w:tcPr>
+          <w:p>
+            <w:pPr>
+              <w:spacing w:before="0" w:after="40" w:line="276" w:lineRule="auto"/>
+            </w:pPr>
+            <w:r>
+              <w:rPr>
+                <w:rFonts w:ascii="Calibri" w:hAnsi="Calibri" w:eastAsia="Microsoft YaHei"/>
+                <w:b w:val="0"/>
+                <w:color w:val="0B2545"/>
+                <w:sz w:val="18"/>
+              </w:rPr>
+              <w:t>8.065 元/克</w:t>
+            </w:r>
+          </w:p>
+        </w:tc>
+      </w:tr>
+      <w:tr>
+        <w:tc>
+          <w:tcPr>
+            <w:tcW w:type="dxa" w:w="3000"/>
+            <w:tcMar>
+              <w:top w:w="80" w:type="dxa"/>
+              <w:start w:w="120" w:type="dxa"/>
+              <w:bottom w:w="80" w:type="dxa"/>
+              <w:end w:w="120" w:type="dxa"/>
+            </w:tcMar>
+            <w:vAlign w:val="center"/>
+          </w:tcPr>
+          <w:p>
+            <w:pPr>
+              <w:spacing w:before="0" w:after="40" w:line="276" w:lineRule="auto"/>
+            </w:pPr>
+            <w:r>
+              <w:rPr>
+                <w:rFonts w:ascii="Calibri" w:hAnsi="Calibri" w:eastAsia="Microsoft YaHei"/>
+                <w:b w:val="0"/>
+                <w:color w:val="0B2545"/>
+                <w:sz w:val="18"/>
+              </w:rPr>
+              <w:t>加权平均</w:t>
+            </w:r>
+          </w:p>
+        </w:tc>
+        <w:tc>
+          <w:tcPr>
+            <w:tcW w:type="dxa" w:w="3180"/>
+            <w:tcMar>
+              <w:top w:w="80" w:type="dxa"/>
+              <w:start w:w="120" w:type="dxa"/>
+              <w:bottom w:w="80" w:type="dxa"/>
+              <w:end w:w="120" w:type="dxa"/>
+            </w:tcMar>
+            <w:vAlign w:val="center"/>
+          </w:tcPr>
+          <w:p>
+            <w:pPr>
+              <w:spacing w:before="0" w:after="40" w:line="276" w:lineRule="auto"/>
+            </w:pPr>
+            <w:r>
+              <w:rPr>
+                <w:rFonts w:ascii="Calibri" w:hAnsi="Calibri" w:eastAsia="Microsoft YaHei"/>
+                <w:b w:val="0"/>
+                <w:color w:val="0B2545"/>
+                <w:sz w:val="18"/>
+              </w:rPr>
+              <w:t>0.816 个百分点</w:t>
+            </w:r>
+          </w:p>
+        </w:tc>
+        <w:tc>
+          <w:tcPr>
+            <w:tcW w:type="dxa" w:w="3180"/>
+            <w:tcMar>
+              <w:top w:w="80" w:type="dxa"/>
+              <w:start w:w="120" w:type="dxa"/>
+              <w:bottom w:w="80" w:type="dxa"/>
+              <w:end w:w="120" w:type="dxa"/>
+            </w:tcMar>
+            <w:vAlign w:val="center"/>
+          </w:tcPr>
+          <w:p>
+            <w:pPr>
+              <w:spacing w:before="0" w:after="40" w:line="276" w:lineRule="auto"/>
+            </w:pPr>
+            <w:r>
+              <w:rPr>
+                <w:rFonts w:ascii="Calibri" w:hAnsi="Calibri" w:eastAsia="Microsoft YaHei"/>
+                <w:b w:val="0"/>
+                <w:color w:val="0B2545"/>
+                <w:sz w:val="18"/>
+              </w:rPr>
+              <w:t>8.257 元/克</w:t>
+            </w:r>
+          </w:p>
+        </w:tc>
+      </w:tr>
+      <w:tr>
+        <w:tc>
+          <w:tcPr>
+            <w:tcW w:type="dxa" w:w="3000"/>
+            <w:tcMar>
+              <w:top w:w="80" w:type="dxa"/>
+              <w:start w:w="120" w:type="dxa"/>
+              <w:bottom w:w="80" w:type="dxa"/>
+              <w:end w:w="120" w:type="dxa"/>
+            </w:tcMar>
+            <w:vAlign w:val="center"/>
+          </w:tcPr>
+          <w:p>
+            <w:pPr>
+              <w:spacing w:before="0" w:after="40" w:line="276" w:lineRule="auto"/>
+            </w:pPr>
+            <w:r>
+              <w:rPr>
+                <w:rFonts w:ascii="Calibri" w:hAnsi="Calibri" w:eastAsia="Microsoft YaHei"/>
+                <w:b w:val="0"/>
+                <w:color w:val="0B2545"/>
+                <w:sz w:val="18"/>
+              </w:rPr>
+              <w:t>Lasso</w:t>
+            </w:r>
+          </w:p>
+        </w:tc>
+        <w:tc>
+          <w:tcPr>
+            <w:tcW w:type="dxa" w:w="3180"/>
+            <w:tcMar>
+              <w:top w:w="80" w:type="dxa"/>
+              <w:start w:w="120" w:type="dxa"/>
+              <w:bottom w:w="80" w:type="dxa"/>
+              <w:end w:w="120" w:type="dxa"/>
+            </w:tcMar>
+            <w:vAlign w:val="center"/>
+          </w:tcPr>
+          <w:p>
+            <w:pPr>
+              <w:spacing w:before="0" w:after="40" w:line="276" w:lineRule="auto"/>
+            </w:pPr>
+            <w:r>
+              <w:rPr>
+                <w:rFonts w:ascii="Calibri" w:hAnsi="Calibri" w:eastAsia="Microsoft YaHei"/>
+                <w:b w:val="0"/>
+                <w:color w:val="0B2545"/>
+                <w:sz w:val="18"/>
+              </w:rPr>
+              <w:t>0.823 个百分点</w:t>
+            </w:r>
+          </w:p>
+        </w:tc>
+        <w:tc>
+          <w:tcPr>
+            <w:tcW w:type="dxa" w:w="3180"/>
+            <w:tcMar>
+              <w:top w:w="80" w:type="dxa"/>
+              <w:start w:w="120" w:type="dxa"/>
+              <w:bottom w:w="80" w:type="dxa"/>
+              <w:end w:w="120" w:type="dxa"/>
+            </w:tcMar>
+            <w:vAlign w:val="center"/>
+          </w:tcPr>
+          <w:p>
+            <w:pPr>
+              <w:spacing w:before="0" w:after="40" w:line="276" w:lineRule="auto"/>
+            </w:pPr>
+            <w:r>
+              <w:rPr>
+                <w:rFonts w:ascii="Calibri" w:hAnsi="Calibri" w:eastAsia="Microsoft YaHei"/>
+                <w:b w:val="0"/>
+                <w:color w:val="0B2545"/>
+                <w:sz w:val="18"/>
+              </w:rPr>
+              <w:t>8.342 元/克</w:t>
+            </w:r>
+          </w:p>
+        </w:tc>
+      </w:tr>
+      <w:tr>
+        <w:tc>
+          <w:tcPr>
+            <w:tcW w:type="dxa" w:w="3000"/>
+            <w:tcMar>
+              <w:top w:w="80" w:type="dxa"/>
+              <w:start w:w="120" w:type="dxa"/>
+              <w:bottom w:w="80" w:type="dxa"/>
+              <w:end w:w="120" w:type="dxa"/>
+            </w:tcMar>
+            <w:vAlign w:val="center"/>
+          </w:tcPr>
+          <w:p>
+            <w:pPr>
+              <w:spacing w:before="0" w:after="40" w:line="276" w:lineRule="auto"/>
+            </w:pPr>
+            <w:r>
+              <w:rPr>
+                <w:rFonts w:ascii="Calibri" w:hAnsi="Calibri" w:eastAsia="Microsoft YaHei"/>
+                <w:b w:val="0"/>
+                <w:color w:val="0B2545"/>
+                <w:sz w:val="18"/>
+              </w:rPr>
+              <w:t>ElasticNet</w:t>
+            </w:r>
+          </w:p>
+        </w:tc>
+        <w:tc>
+          <w:tcPr>
+            <w:tcW w:type="dxa" w:w="3180"/>
+            <w:tcMar>
+              <w:top w:w="80" w:type="dxa"/>
+              <w:start w:w="120" w:type="dxa"/>
+              <w:bottom w:w="80" w:type="dxa"/>
+              <w:end w:w="120" w:type="dxa"/>
+            </w:tcMar>
+            <w:vAlign w:val="center"/>
+          </w:tcPr>
+          <w:p>
+            <w:pPr>
+              <w:spacing w:before="0" w:after="40" w:line="276" w:lineRule="auto"/>
+            </w:pPr>
+            <w:r>
+              <w:rPr>
+                <w:rFonts w:ascii="Calibri" w:hAnsi="Calibri" w:eastAsia="Microsoft YaHei"/>
+                <w:b w:val="0"/>
+                <w:color w:val="0B2545"/>
+                <w:sz w:val="18"/>
+              </w:rPr>
+              <w:t>0.824 个百分点</w:t>
+            </w:r>
+          </w:p>
+        </w:tc>
+        <w:tc>
+          <w:tcPr>
+            <w:tcW w:type="dxa" w:w="3180"/>
+            <w:tcMar>
+              <w:top w:w="80" w:type="dxa"/>
+              <w:start w:w="120" w:type="dxa"/>
+              <w:bottom w:w="80" w:type="dxa"/>
+              <w:end w:w="120" w:type="dxa"/>
+            </w:tcMar>
+            <w:vAlign w:val="center"/>
+          </w:tcPr>
+          <w:p>
+            <w:pPr>
+              <w:spacing w:before="0" w:after="40" w:line="276" w:lineRule="auto"/>
+            </w:pPr>
+            <w:r>
+              <w:rPr>
+                <w:rFonts w:ascii="Calibri" w:hAnsi="Calibri" w:eastAsia="Microsoft YaHei"/>
+                <w:b w:val="0"/>
+                <w:color w:val="0B2545"/>
+                <w:sz w:val="18"/>
+              </w:rPr>
+              <w:t>8.345 元/克</w:t>
+            </w:r>
+          </w:p>
+        </w:tc>
+      </w:tr>
+      <w:tr>
+        <w:tc>
+          <w:tcPr>
+            <w:tcW w:type="dxa" w:w="3000"/>
+            <w:tcMar>
+              <w:top w:w="80" w:type="dxa"/>
+              <w:start w:w="120" w:type="dxa"/>
+              <w:bottom w:w="80" w:type="dxa"/>
+              <w:end w:w="120" w:type="dxa"/>
+            </w:tcMar>
+            <w:vAlign w:val="center"/>
+          </w:tcPr>
+          <w:p>
+            <w:pPr>
+              <w:spacing w:before="0" w:after="40" w:line="276" w:lineRule="auto"/>
+            </w:pPr>
+            <w:r>
+              <w:rPr>
+                <w:rFonts w:ascii="Calibri" w:hAnsi="Calibri" w:eastAsia="Microsoft YaHei"/>
+                <w:b w:val="0"/>
+                <w:color w:val="0B2545"/>
+                <w:sz w:val="18"/>
+              </w:rPr>
+              <w:t>Ridge</w:t>
+            </w:r>
+          </w:p>
+        </w:tc>
+        <w:tc>
+          <w:tcPr>
+            <w:tcW w:type="dxa" w:w="3180"/>
+            <w:tcMar>
+              <w:top w:w="80" w:type="dxa"/>
+              <w:start w:w="120" w:type="dxa"/>
+              <w:bottom w:w="80" w:type="dxa"/>
+              <w:end w:w="120" w:type="dxa"/>
+            </w:tcMar>
+            <w:vAlign w:val="center"/>
+          </w:tcPr>
+          <w:p>
+            <w:pPr>
+              <w:spacing w:before="0" w:after="40" w:line="276" w:lineRule="auto"/>
+            </w:pPr>
+            <w:r>
+              <w:rPr>
+                <w:rFonts w:ascii="Calibri" w:hAnsi="Calibri" w:eastAsia="Microsoft YaHei"/>
+                <w:b w:val="0"/>
+                <w:color w:val="0B2545"/>
+                <w:sz w:val="18"/>
+              </w:rPr>
+              <w:t>0.824 个百分点</w:t>
+            </w:r>
+          </w:p>
+        </w:tc>
+        <w:tc>
+          <w:tcPr>
+            <w:tcW w:type="dxa" w:w="3180"/>
+            <w:tcMar>
+              <w:top w:w="80" w:type="dxa"/>
+              <w:start w:w="120" w:type="dxa"/>
+              <w:bottom w:w="80" w:type="dxa"/>
+              <w:end w:w="120" w:type="dxa"/>
+            </w:tcMar>
+            <w:vAlign w:val="center"/>
+          </w:tcPr>
+          <w:p>
+            <w:pPr>
+              <w:spacing w:before="0" w:after="40" w:line="276" w:lineRule="auto"/>
+            </w:pPr>
+            <w:r>
+              <w:rPr>
+                <w:rFonts w:ascii="Calibri" w:hAnsi="Calibri" w:eastAsia="Microsoft YaHei"/>
+                <w:b w:val="0"/>
+                <w:color w:val="0B2545"/>
+                <w:sz w:val="18"/>
+              </w:rPr>
+              <w:t>8.345 元/克</w:t>
+            </w:r>
+          </w:p>
+        </w:tc>
+      </w:tr>
+      <w:tr>
+        <w:tc>
+          <w:tcPr>
+            <w:tcW w:type="dxa" w:w="3000"/>
+            <w:tcMar>
+              <w:top w:w="80" w:type="dxa"/>
+              <w:start w:w="120" w:type="dxa"/>
+              <w:bottom w:w="80" w:type="dxa"/>
+              <w:end w:w="120" w:type="dxa"/>
+            </w:tcMar>
+            <w:vAlign w:val="center"/>
+          </w:tcPr>
+          <w:p>
+            <w:pPr>
+              <w:spacing w:before="0" w:after="40" w:line="276" w:lineRule="auto"/>
+            </w:pPr>
+            <w:r>
+              <w:rPr>
+                <w:rFonts w:ascii="Calibri" w:hAnsi="Calibri" w:eastAsia="Microsoft YaHei"/>
+                <w:b w:val="0"/>
+                <w:color w:val="0B2545"/>
+                <w:sz w:val="18"/>
+              </w:rPr>
+              <w:t>OLS</w:t>
+            </w:r>
+          </w:p>
+        </w:tc>
+        <w:tc>
+          <w:tcPr>
+            <w:tcW w:type="dxa" w:w="3180"/>
+            <w:tcMar>
+              <w:top w:w="80" w:type="dxa"/>
+              <w:start w:w="120" w:type="dxa"/>
+              <w:bottom w:w="80" w:type="dxa"/>
+              <w:end w:w="120" w:type="dxa"/>
+            </w:tcMar>
+            <w:vAlign w:val="center"/>
+          </w:tcPr>
+          <w:p>
+            <w:pPr>
+              <w:spacing w:before="0" w:after="40" w:line="276" w:lineRule="auto"/>
+            </w:pPr>
+            <w:r>
+              <w:rPr>
+                <w:rFonts w:ascii="Calibri" w:hAnsi="Calibri" w:eastAsia="Microsoft YaHei"/>
+                <w:b w:val="0"/>
+                <w:color w:val="0B2545"/>
+                <w:sz w:val="18"/>
+              </w:rPr>
+              <w:t>0.824 个百分点</w:t>
+            </w:r>
+          </w:p>
+        </w:tc>
+        <w:tc>
+          <w:tcPr>
+            <w:tcW w:type="dxa" w:w="3180"/>
+            <w:tcMar>
+              <w:top w:w="80" w:type="dxa"/>
+              <w:start w:w="120" w:type="dxa"/>
+              <w:bottom w:w="80" w:type="dxa"/>
+              <w:end w:w="120" w:type="dxa"/>
+            </w:tcMar>
+            <w:vAlign w:val="center"/>
+          </w:tcPr>
+          <w:p>
+            <w:pPr>
+              <w:spacing w:before="0" w:after="40" w:line="276" w:lineRule="auto"/>
+            </w:pPr>
+            <w:r>
+              <w:rPr>
+                <w:rFonts w:ascii="Calibri" w:hAnsi="Calibri" w:eastAsia="Microsoft YaHei"/>
+                <w:b w:val="0"/>
+                <w:color w:val="0B2545"/>
+                <w:sz w:val="18"/>
+              </w:rPr>
+              <w:t>8.345 元/克</w:t>
+            </w:r>
+          </w:p>
+        </w:tc>
+      </w:tr>
+    </w:tbl>
+    <w:p>
+      <w:pPr>
+        <w:spacing w:after="80"/>
+      </w:pPr>
+    </w:p>
+    <w:p>
+      <w:pPr>
+        <w:spacing w:before="0" w:after="120" w:line="300" w:lineRule="auto"/>
+      </w:pPr>
+      <w:r>
+        <w:rPr>
+          <w:rFonts w:ascii="Calibri" w:hAnsi="Calibri" w:eastAsia="Microsoft YaHei"/>
+          <w:b/>
+          <w:i w:val="0"/>
+          <w:color w:val="0B2545"/>
+          <w:sz w:val="22"/>
+        </w:rPr>
+        <w:t>权重规则为开发期样本外增长 MAE 的归一化倒数。五个开发期 MAE 几乎相同，因此权重都接近 20%。四个普通线性模型的预测也高度相似，导致投票缺少模型多样性；锁定测试中加权平均没有超过 BaggedHuber，所以当前部署候选仍为 BaggedHuber。</w:t>
+      </w:r>
+    </w:p>
+    <w:tbl>
+      <w:tblPr>
+        <w:tblW w:type="dxa" w:w="9360"/>
+        <w:tblLayout w:type="fixed"/>
+        <w:tblLook w:firstColumn="1" w:firstRow="1" w:lastColumn="0" w:lastRow="0" w:noHBand="0" w:noVBand="1" w:val="04A0"/>
+        <w:tblInd w:w="120" w:type="dxa"/>
+      </w:tblPr>
+      <w:tblGrid>
+        <w:gridCol w:w="9360"/>
+      </w:tblGrid>
+      <w:tr>
+        <w:tc>
+          <w:tcPr>
+            <w:tcW w:type="dxa" w:w="9360"/>
+            <w:tcMar>
+              <w:top w:w="80" w:type="dxa"/>
+              <w:start w:w="120" w:type="dxa"/>
+              <w:bottom w:w="80" w:type="dxa"/>
+              <w:end w:w="120" w:type="dxa"/>
+            </w:tcMar>
+            <w:vAlign w:val="center"/>
+            <w:shd w:fill="FFF7E6"/>
+          </w:tcPr>
+          <w:p>
+            <w:pPr>
+              <w:spacing w:after="60"/>
+            </w:pPr>
+            <w:r>
+              <w:rPr>
+                <w:rFonts w:ascii="Calibri" w:hAnsi="Calibri" w:eastAsia="Microsoft YaHei"/>
+                <w:b/>
+                <w:color w:val="7A5A00"/>
+                <w:sz w:val="21"/>
+              </w:rPr>
+              <w:t>关于“未触碰”的准确表述</w:t>
+            </w:r>
+          </w:p>
+          <w:p>
+            <w:pPr>
+              <w:spacing w:after="40" w:line="288" w:lineRule="auto"/>
+            </w:pPr>
+            <w:r>
+              <w:rPr>
+                <w:rFonts w:ascii="Calibri" w:hAnsi="Calibri" w:eastAsia="Microsoft YaHei"/>
+                <w:color w:val="344054"/>
+                <w:sz w:val="20"/>
+              </w:rPr>
+              <w:t>新程序保证第 19 块没有进入训练、滚动开发误差或权重计算。但此前十九分组 Huber 诊断已经显示过该时期的结果，因此不能恢复研究人员层面的完全盲测。当前应称为“从现在起锁定的共同留出集”；真正全新的最终检验需要等待从未查看过的未来数据。</w:t>
+            </w:r>
+          </w:p>
+        </w:tc>
+      </w:tr>
+    </w:tbl>
+    <w:p>
+      <w:pPr>
+        <w:spacing w:after="40"/>
+      </w:pPr>
+    </w:p>
+    <w:p>
+      <w:pPr>
+        <w:pStyle w:val="Heading1"/>
+        <w:keepNext/>
+      </w:pPr>
+      <w:r>
+        <w:t>26. 当前结论</w:t>
+      </w:r>
+    </w:p>
+    <w:p>
+      <w:pPr>
+        <w:spacing w:before="0" w:after="120" w:line="300" w:lineRule="auto"/>
+      </w:pPr>
+      <w:r>
+        <w:rPr>
+          <w:rFonts w:ascii="Calibri" w:hAnsi="Calibri" w:eastAsia="Microsoft YaHei"/>
+          <w:b w:val="0"/>
+          <w:i w:val="0"/>
+          <w:color w:val="202124"/>
+          <w:sz w:val="22"/>
+        </w:rPr>
+        <w:t>项目已经完成从数据获取到金额误差账本的完整研究闭环。统计特征选择、稳健回归、PCA、绝对误差损失、移动区块 Bagging、样本外加权、十九分组固定滚动验证以及锁定共同留出集比较均已有可复现实现。</w:t>
       </w:r>
     </w:p>
     <w:p>
@@ -13014,7 +13747,7 @@
           <w:color w:val="0B2545"/>
           <w:sz w:val="22"/>
         </w:rPr>
-        <w:t>当前公平验证中的 Huber 增长 MAE 为 0.639 个百分点，但模型仍系统性低估较大波动，最近测试窗口的价格变化 MAE 明显较高。下一步应使用这些严格样本外预测确定交易阈值、持仓规模和交易成本后的 P&amp;L，而不是继续引用存在未来信息的十分组误差。</w:t>
+        <w:t>锁定第 19 块的共同测试表明 BaggedHuber 的增长和价格变化 MAE 均优于当前加权平均。当前问题不是简单调整投票权重，而是四个线性模型缺少预测多样性，并且所有模型仍低估部分较大波动。下一步应保留 BaggedHuber 基线，研究真正不同的模型或状态条件，再用全新的未来数据检验。</w:t>
       </w:r>
     </w:p>
     <w:sectPr>

--- a/docs/黄金量化预测项目完整流程.docx
+++ b/docs/黄金量化预测项目完整流程.docx
@@ -122,7 +122,7 @@
           <w:color w:val="667085"/>
           <w:sz w:val="22"/>
         </w:rPr>
-        <w:t>版本日期：2026-07-22</w:t>
+        <w:t>版本日期：2026-07-24</w:t>
       </w:r>
     </w:p>
     <w:p>
@@ -11571,6 +11571,60 @@
                 <w:color w:val="0B2545"/>
                 <w:sz w:val="18"/>
               </w:rPr>
+              <w:t>锁定第十九块 P&amp;L</w:t>
+            </w:r>
+          </w:p>
+        </w:tc>
+        <w:tc>
+          <w:tcPr>
+            <w:tcW w:type="dxa" w:w="6860"/>
+            <w:tcMar>
+              <w:top w:w="80" w:type="dxa"/>
+              <w:start w:w="120" w:type="dxa"/>
+              <w:bottom w:w="80" w:type="dxa"/>
+              <w:end w:w="120" w:type="dxa"/>
+            </w:tcMar>
+            <w:vAlign w:val="center"/>
+          </w:tcPr>
+          <w:p>
+            <w:pPr>
+              <w:spacing w:before="0" w:after="40" w:line="276" w:lineRule="auto"/>
+            </w:pPr>
+            <w:r>
+              <w:rPr>
+                <w:rFonts w:ascii="Calibri" w:hAnsi="Calibri" w:eastAsia="Microsoft YaHei"/>
+                <w:b w:val="0"/>
+                <w:color w:val="0B2545"/>
+                <w:sz w:val="18"/>
+              </w:rPr>
+              <w:t>locked_block19_pnl.py；outputs/locked_block19_pnl/</w:t>
+            </w:r>
+          </w:p>
+        </w:tc>
+      </w:tr>
+      <w:tr>
+        <w:tc>
+          <w:tcPr>
+            <w:tcW w:type="dxa" w:w="2500"/>
+            <w:tcMar>
+              <w:top w:w="80" w:type="dxa"/>
+              <w:start w:w="120" w:type="dxa"/>
+              <w:bottom w:w="80" w:type="dxa"/>
+              <w:end w:w="120" w:type="dxa"/>
+            </w:tcMar>
+            <w:vAlign w:val="center"/>
+          </w:tcPr>
+          <w:p>
+            <w:pPr>
+              <w:spacing w:before="0" w:after="40" w:line="276" w:lineRule="auto"/>
+            </w:pPr>
+            <w:r>
+              <w:rPr>
+                <w:rFonts w:ascii="Calibri" w:hAnsi="Calibri" w:eastAsia="Microsoft YaHei"/>
+                <w:b w:val="0"/>
+                <w:color w:val="0B2545"/>
+                <w:sz w:val="18"/>
+              </w:rPr>
               <w:t>Huber 损失最小化</w:t>
             </w:r>
           </w:p>
@@ -12245,7 +12299,7 @@
           <w:rFonts w:ascii="Calibri" w:hAnsi="Calibri" w:eastAsia="Microsoft YaHei"/>
           <w:sz w:val="22"/>
         </w:rPr>
-        <w:t>新增 10 个 pytest 测试；本地测试全部通过。</w:t>
+        <w:t>新增 13 个 pytest 测试；本地测试全部通过。</w:t>
       </w:r>
     </w:p>
     <w:p>
@@ -13717,7 +13771,7 @@
         <w:keepNext/>
       </w:pPr>
       <w:r>
-        <w:t>26. 当前结论</w:t>
+        <w:t>26. BaggedHuber 锁定区间持仓与 P&amp;L</w:t>
       </w:r>
     </w:p>
     <w:p>
@@ -13732,7 +13786,1109 @@
           <w:color w:val="202124"/>
           <w:sz w:val="22"/>
         </w:rPr>
-        <w:t>项目已经完成从数据获取到金额误差账本的完整研究闭环。统计特征选择、稳健回归、PCA、绝对误差损失、移动区块 Bagging、样本外加权、十九分组固定滚动验证以及锁定共同留出集比较均已有可复现实现。</w:t>
+        <w:t>交易规则只使用第 10—18 块的滚动样本外 BaggedHuber 预测选择。信号在 signal_date 收盘后形成，下一交易日开盘买入，并在同一交易日收盘卖出。当前账本是假设直接交易 Au99.99 的多头/空仓研究模拟，不是黄金 ETF 成交回测。</w:t>
+      </w:r>
+    </w:p>
+    <w:tbl>
+      <w:tblPr>
+        <w:tblStyle w:val="TableGrid"/>
+        <w:tblW w:type="dxa" w:w="9360"/>
+        <w:tblLayout w:type="fixed"/>
+        <w:tblLook w:firstColumn="1" w:firstRow="1" w:lastColumn="0" w:lastRow="0" w:noHBand="0" w:noVBand="1" w:val="04A0"/>
+        <w:tblInd w:w="120" w:type="dxa"/>
+      </w:tblPr>
+      <w:tblGrid>
+        <w:gridCol w:w="2780"/>
+        <w:gridCol w:w="1350"/>
+        <w:gridCol w:w="1740"/>
+        <w:gridCol w:w="1500"/>
+        <w:gridCol w:w="1990"/>
+      </w:tblGrid>
+      <w:tr>
+        <w:tc>
+          <w:tcPr>
+            <w:tcW w:type="dxa" w:w="2780"/>
+            <w:tcMar>
+              <w:top w:w="80" w:type="dxa"/>
+              <w:start w:w="120" w:type="dxa"/>
+              <w:bottom w:w="80" w:type="dxa"/>
+              <w:end w:w="120" w:type="dxa"/>
+            </w:tcMar>
+            <w:vAlign w:val="center"/>
+            <w:shd w:fill="E8EEF5"/>
+          </w:tcPr>
+          <w:p>
+            <w:pPr>
+              <w:spacing w:before="0" w:after="40" w:line="276" w:lineRule="auto"/>
+            </w:pPr>
+            <w:r>
+              <w:rPr>
+                <w:rFonts w:ascii="Calibri" w:hAnsi="Calibri" w:eastAsia="Microsoft YaHei"/>
+                <w:b/>
+                <w:color w:val="0B2545"/>
+                <w:sz w:val="18"/>
+              </w:rPr>
+              <w:t>锁定第 19 块策略</w:t>
+            </w:r>
+          </w:p>
+        </w:tc>
+        <w:tc>
+          <w:tcPr>
+            <w:tcW w:type="dxa" w:w="1350"/>
+            <w:tcMar>
+              <w:top w:w="80" w:type="dxa"/>
+              <w:start w:w="120" w:type="dxa"/>
+              <w:bottom w:w="80" w:type="dxa"/>
+              <w:end w:w="120" w:type="dxa"/>
+            </w:tcMar>
+            <w:vAlign w:val="center"/>
+            <w:shd w:fill="E8EEF5"/>
+          </w:tcPr>
+          <w:p>
+            <w:pPr>
+              <w:spacing w:before="0" w:after="40" w:line="276" w:lineRule="auto"/>
+            </w:pPr>
+            <w:r>
+              <w:rPr>
+                <w:rFonts w:ascii="Calibri" w:hAnsi="Calibri" w:eastAsia="Microsoft YaHei"/>
+                <w:b/>
+                <w:color w:val="0B2545"/>
+                <w:sz w:val="18"/>
+              </w:rPr>
+              <w:t>交易次数</w:t>
+            </w:r>
+          </w:p>
+        </w:tc>
+        <w:tc>
+          <w:tcPr>
+            <w:tcW w:type="dxa" w:w="1740"/>
+            <w:tcMar>
+              <w:top w:w="80" w:type="dxa"/>
+              <w:start w:w="120" w:type="dxa"/>
+              <w:bottom w:w="80" w:type="dxa"/>
+              <w:end w:w="120" w:type="dxa"/>
+            </w:tcMar>
+            <w:vAlign w:val="center"/>
+            <w:shd w:fill="E8EEF5"/>
+          </w:tcPr>
+          <w:p>
+            <w:pPr>
+              <w:spacing w:before="0" w:after="40" w:line="276" w:lineRule="auto"/>
+            </w:pPr>
+            <w:r>
+              <w:rPr>
+                <w:rFonts w:ascii="Calibri" w:hAnsi="Calibri" w:eastAsia="Microsoft YaHei"/>
+                <w:b/>
+                <w:color w:val="0B2545"/>
+                <w:sz w:val="18"/>
+              </w:rPr>
+              <w:t>总收益</w:t>
+            </w:r>
+          </w:p>
+        </w:tc>
+        <w:tc>
+          <w:tcPr>
+            <w:tcW w:type="dxa" w:w="1500"/>
+            <w:tcMar>
+              <w:top w:w="80" w:type="dxa"/>
+              <w:start w:w="120" w:type="dxa"/>
+              <w:bottom w:w="80" w:type="dxa"/>
+              <w:end w:w="120" w:type="dxa"/>
+            </w:tcMar>
+            <w:vAlign w:val="center"/>
+            <w:shd w:fill="E8EEF5"/>
+          </w:tcPr>
+          <w:p>
+            <w:pPr>
+              <w:spacing w:before="0" w:after="40" w:line="276" w:lineRule="auto"/>
+            </w:pPr>
+            <w:r>
+              <w:rPr>
+                <w:rFonts w:ascii="Calibri" w:hAnsi="Calibri" w:eastAsia="Microsoft YaHei"/>
+                <w:b/>
+                <w:color w:val="0B2545"/>
+                <w:sz w:val="18"/>
+              </w:rPr>
+              <w:t>Sharpe</w:t>
+            </w:r>
+          </w:p>
+        </w:tc>
+        <w:tc>
+          <w:tcPr>
+            <w:tcW w:type="dxa" w:w="1990"/>
+            <w:tcMar>
+              <w:top w:w="80" w:type="dxa"/>
+              <w:start w:w="120" w:type="dxa"/>
+              <w:bottom w:w="80" w:type="dxa"/>
+              <w:end w:w="120" w:type="dxa"/>
+            </w:tcMar>
+            <w:vAlign w:val="center"/>
+            <w:shd w:fill="E8EEF5"/>
+          </w:tcPr>
+          <w:p>
+            <w:pPr>
+              <w:spacing w:before="0" w:after="40" w:line="276" w:lineRule="auto"/>
+            </w:pPr>
+            <w:r>
+              <w:rPr>
+                <w:rFonts w:ascii="Calibri" w:hAnsi="Calibri" w:eastAsia="Microsoft YaHei"/>
+                <w:b/>
+                <w:color w:val="0B2545"/>
+                <w:sz w:val="18"/>
+              </w:rPr>
+              <w:t>最大回撤</w:t>
+            </w:r>
+          </w:p>
+        </w:tc>
+      </w:tr>
+      <w:tr>
+        <w:tc>
+          <w:tcPr>
+            <w:tcW w:type="dxa" w:w="2780"/>
+            <w:tcMar>
+              <w:top w:w="80" w:type="dxa"/>
+              <w:start w:w="120" w:type="dxa"/>
+              <w:bottom w:w="80" w:type="dxa"/>
+              <w:end w:w="120" w:type="dxa"/>
+            </w:tcMar>
+            <w:vAlign w:val="center"/>
+          </w:tcPr>
+          <w:p>
+            <w:pPr>
+              <w:spacing w:before="0" w:after="40" w:line="276" w:lineRule="auto"/>
+            </w:pPr>
+            <w:r>
+              <w:rPr>
+                <w:rFonts w:ascii="Calibri" w:hAnsi="Calibri" w:eastAsia="Microsoft YaHei"/>
+                <w:b w:val="0"/>
+                <w:color w:val="0B2545"/>
+                <w:sz w:val="18"/>
+              </w:rPr>
+              <w:t>开发期选定波动率仓位</w:t>
+            </w:r>
+          </w:p>
+        </w:tc>
+        <w:tc>
+          <w:tcPr>
+            <w:tcW w:type="dxa" w:w="1350"/>
+            <w:tcMar>
+              <w:top w:w="80" w:type="dxa"/>
+              <w:start w:w="120" w:type="dxa"/>
+              <w:bottom w:w="80" w:type="dxa"/>
+              <w:end w:w="120" w:type="dxa"/>
+            </w:tcMar>
+            <w:vAlign w:val="center"/>
+          </w:tcPr>
+          <w:p>
+            <w:pPr>
+              <w:spacing w:before="0" w:after="40" w:line="276" w:lineRule="auto"/>
+            </w:pPr>
+            <w:r>
+              <w:rPr>
+                <w:rFonts w:ascii="Calibri" w:hAnsi="Calibri" w:eastAsia="Microsoft YaHei"/>
+                <w:b w:val="0"/>
+                <w:color w:val="0B2545"/>
+                <w:sz w:val="18"/>
+              </w:rPr>
+              <w:t>87</w:t>
+            </w:r>
+          </w:p>
+        </w:tc>
+        <w:tc>
+          <w:tcPr>
+            <w:tcW w:type="dxa" w:w="1740"/>
+            <w:tcMar>
+              <w:top w:w="80" w:type="dxa"/>
+              <w:start w:w="120" w:type="dxa"/>
+              <w:bottom w:w="80" w:type="dxa"/>
+              <w:end w:w="120" w:type="dxa"/>
+            </w:tcMar>
+            <w:vAlign w:val="center"/>
+          </w:tcPr>
+          <w:p>
+            <w:pPr>
+              <w:spacing w:before="0" w:after="40" w:line="276" w:lineRule="auto"/>
+            </w:pPr>
+            <w:r>
+              <w:rPr>
+                <w:rFonts w:ascii="Calibri" w:hAnsi="Calibri" w:eastAsia="Microsoft YaHei"/>
+                <w:b w:val="0"/>
+                <w:color w:val="0B2545"/>
+                <w:sz w:val="18"/>
+              </w:rPr>
+              <w:t>27.54%</w:t>
+            </w:r>
+          </w:p>
+        </w:tc>
+        <w:tc>
+          <w:tcPr>
+            <w:tcW w:type="dxa" w:w="1500"/>
+            <w:tcMar>
+              <w:top w:w="80" w:type="dxa"/>
+              <w:start w:w="120" w:type="dxa"/>
+              <w:bottom w:w="80" w:type="dxa"/>
+              <w:end w:w="120" w:type="dxa"/>
+            </w:tcMar>
+            <w:vAlign w:val="center"/>
+          </w:tcPr>
+          <w:p>
+            <w:pPr>
+              <w:spacing w:before="0" w:after="40" w:line="276" w:lineRule="auto"/>
+            </w:pPr>
+            <w:r>
+              <w:rPr>
+                <w:rFonts w:ascii="Calibri" w:hAnsi="Calibri" w:eastAsia="Microsoft YaHei"/>
+                <w:b w:val="0"/>
+                <w:color w:val="0B2545"/>
+                <w:sz w:val="18"/>
+              </w:rPr>
+              <w:t>3.75</w:t>
+            </w:r>
+          </w:p>
+        </w:tc>
+        <w:tc>
+          <w:tcPr>
+            <w:tcW w:type="dxa" w:w="1990"/>
+            <w:tcMar>
+              <w:top w:w="80" w:type="dxa"/>
+              <w:start w:w="120" w:type="dxa"/>
+              <w:bottom w:w="80" w:type="dxa"/>
+              <w:end w:w="120" w:type="dxa"/>
+            </w:tcMar>
+            <w:vAlign w:val="center"/>
+          </w:tcPr>
+          <w:p>
+            <w:pPr>
+              <w:spacing w:before="0" w:after="40" w:line="276" w:lineRule="auto"/>
+            </w:pPr>
+            <w:r>
+              <w:rPr>
+                <w:rFonts w:ascii="Calibri" w:hAnsi="Calibri" w:eastAsia="Microsoft YaHei"/>
+                <w:b w:val="0"/>
+                <w:color w:val="0B2545"/>
+                <w:sz w:val="18"/>
+              </w:rPr>
+              <w:t>-4.02%</w:t>
+            </w:r>
+          </w:p>
+        </w:tc>
+      </w:tr>
+      <w:tr>
+        <w:tc>
+          <w:tcPr>
+            <w:tcW w:type="dxa" w:w="2780"/>
+            <w:tcMar>
+              <w:top w:w="80" w:type="dxa"/>
+              <w:start w:w="120" w:type="dxa"/>
+              <w:bottom w:w="80" w:type="dxa"/>
+              <w:end w:w="120" w:type="dxa"/>
+            </w:tcMar>
+            <w:vAlign w:val="center"/>
+          </w:tcPr>
+          <w:p>
+            <w:pPr>
+              <w:spacing w:before="0" w:after="40" w:line="276" w:lineRule="auto"/>
+            </w:pPr>
+            <w:r>
+              <w:rPr>
+                <w:rFonts w:ascii="Calibri" w:hAnsi="Calibri" w:eastAsia="Microsoft YaHei"/>
+                <w:b w:val="0"/>
+                <w:color w:val="0B2545"/>
+                <w:sz w:val="18"/>
+              </w:rPr>
+              <w:t>成本阈值全仓</w:t>
+            </w:r>
+          </w:p>
+        </w:tc>
+        <w:tc>
+          <w:tcPr>
+            <w:tcW w:type="dxa" w:w="1350"/>
+            <w:tcMar>
+              <w:top w:w="80" w:type="dxa"/>
+              <w:start w:w="120" w:type="dxa"/>
+              <w:bottom w:w="80" w:type="dxa"/>
+              <w:end w:w="120" w:type="dxa"/>
+            </w:tcMar>
+            <w:vAlign w:val="center"/>
+          </w:tcPr>
+          <w:p>
+            <w:pPr>
+              <w:spacing w:before="0" w:after="40" w:line="276" w:lineRule="auto"/>
+            </w:pPr>
+            <w:r>
+              <w:rPr>
+                <w:rFonts w:ascii="Calibri" w:hAnsi="Calibri" w:eastAsia="Microsoft YaHei"/>
+                <w:b w:val="0"/>
+                <w:color w:val="0B2545"/>
+                <w:sz w:val="18"/>
+              </w:rPr>
+              <w:t>75</w:t>
+            </w:r>
+          </w:p>
+        </w:tc>
+        <w:tc>
+          <w:tcPr>
+            <w:tcW w:type="dxa" w:w="1740"/>
+            <w:tcMar>
+              <w:top w:w="80" w:type="dxa"/>
+              <w:start w:w="120" w:type="dxa"/>
+              <w:bottom w:w="80" w:type="dxa"/>
+              <w:end w:w="120" w:type="dxa"/>
+            </w:tcMar>
+            <w:vAlign w:val="center"/>
+          </w:tcPr>
+          <w:p>
+            <w:pPr>
+              <w:spacing w:before="0" w:after="40" w:line="276" w:lineRule="auto"/>
+            </w:pPr>
+            <w:r>
+              <w:rPr>
+                <w:rFonts w:ascii="Calibri" w:hAnsi="Calibri" w:eastAsia="Microsoft YaHei"/>
+                <w:b w:val="0"/>
+                <w:color w:val="0B2545"/>
+                <w:sz w:val="18"/>
+              </w:rPr>
+              <w:t>27.50%</w:t>
+            </w:r>
+          </w:p>
+        </w:tc>
+        <w:tc>
+          <w:tcPr>
+            <w:tcW w:type="dxa" w:w="1500"/>
+            <w:tcMar>
+              <w:top w:w="80" w:type="dxa"/>
+              <w:start w:w="120" w:type="dxa"/>
+              <w:bottom w:w="80" w:type="dxa"/>
+              <w:end w:w="120" w:type="dxa"/>
+            </w:tcMar>
+            <w:vAlign w:val="center"/>
+          </w:tcPr>
+          <w:p>
+            <w:pPr>
+              <w:spacing w:before="0" w:after="40" w:line="276" w:lineRule="auto"/>
+            </w:pPr>
+            <w:r>
+              <w:rPr>
+                <w:rFonts w:ascii="Calibri" w:hAnsi="Calibri" w:eastAsia="Microsoft YaHei"/>
+                <w:b w:val="0"/>
+                <w:color w:val="0B2545"/>
+                <w:sz w:val="18"/>
+              </w:rPr>
+              <w:t>3.19</w:t>
+            </w:r>
+          </w:p>
+        </w:tc>
+        <w:tc>
+          <w:tcPr>
+            <w:tcW w:type="dxa" w:w="1990"/>
+            <w:tcMar>
+              <w:top w:w="80" w:type="dxa"/>
+              <w:start w:w="120" w:type="dxa"/>
+              <w:bottom w:w="80" w:type="dxa"/>
+              <w:end w:w="120" w:type="dxa"/>
+            </w:tcMar>
+            <w:vAlign w:val="center"/>
+          </w:tcPr>
+          <w:p>
+            <w:pPr>
+              <w:spacing w:before="0" w:after="40" w:line="276" w:lineRule="auto"/>
+            </w:pPr>
+            <w:r>
+              <w:rPr>
+                <w:rFonts w:ascii="Calibri" w:hAnsi="Calibri" w:eastAsia="Microsoft YaHei"/>
+                <w:b w:val="0"/>
+                <w:color w:val="0B2545"/>
+                <w:sz w:val="18"/>
+              </w:rPr>
+              <w:t>-4.70%</w:t>
+            </w:r>
+          </w:p>
+        </w:tc>
+      </w:tr>
+      <w:tr>
+        <w:tc>
+          <w:tcPr>
+            <w:tcW w:type="dxa" w:w="2780"/>
+            <w:tcMar>
+              <w:top w:w="80" w:type="dxa"/>
+              <w:start w:w="120" w:type="dxa"/>
+              <w:bottom w:w="80" w:type="dxa"/>
+              <w:end w:w="120" w:type="dxa"/>
+            </w:tcMar>
+            <w:vAlign w:val="center"/>
+          </w:tcPr>
+          <w:p>
+            <w:pPr>
+              <w:spacing w:before="0" w:after="40" w:line="276" w:lineRule="auto"/>
+            </w:pPr>
+            <w:r>
+              <w:rPr>
+                <w:rFonts w:ascii="Calibri" w:hAnsi="Calibri" w:eastAsia="Microsoft YaHei"/>
+                <w:b w:val="0"/>
+                <w:color w:val="0B2545"/>
+                <w:sz w:val="18"/>
+              </w:rPr>
+              <w:t>零阈值全仓</w:t>
+            </w:r>
+          </w:p>
+        </w:tc>
+        <w:tc>
+          <w:tcPr>
+            <w:tcW w:type="dxa" w:w="1350"/>
+            <w:tcMar>
+              <w:top w:w="80" w:type="dxa"/>
+              <w:start w:w="120" w:type="dxa"/>
+              <w:bottom w:w="80" w:type="dxa"/>
+              <w:end w:w="120" w:type="dxa"/>
+            </w:tcMar>
+            <w:vAlign w:val="center"/>
+          </w:tcPr>
+          <w:p>
+            <w:pPr>
+              <w:spacing w:before="0" w:after="40" w:line="276" w:lineRule="auto"/>
+            </w:pPr>
+            <w:r>
+              <w:rPr>
+                <w:rFonts w:ascii="Calibri" w:hAnsi="Calibri" w:eastAsia="Microsoft YaHei"/>
+                <w:b w:val="0"/>
+                <w:color w:val="0B2545"/>
+                <w:sz w:val="18"/>
+              </w:rPr>
+              <w:t>87</w:t>
+            </w:r>
+          </w:p>
+        </w:tc>
+        <w:tc>
+          <w:tcPr>
+            <w:tcW w:type="dxa" w:w="1740"/>
+            <w:tcMar>
+              <w:top w:w="80" w:type="dxa"/>
+              <w:start w:w="120" w:type="dxa"/>
+              <w:bottom w:w="80" w:type="dxa"/>
+              <w:end w:w="120" w:type="dxa"/>
+            </w:tcMar>
+            <w:vAlign w:val="center"/>
+          </w:tcPr>
+          <w:p>
+            <w:pPr>
+              <w:spacing w:before="0" w:after="40" w:line="276" w:lineRule="auto"/>
+            </w:pPr>
+            <w:r>
+              <w:rPr>
+                <w:rFonts w:ascii="Calibri" w:hAnsi="Calibri" w:eastAsia="Microsoft YaHei"/>
+                <w:b w:val="0"/>
+                <w:color w:val="0B2545"/>
+                <w:sz w:val="18"/>
+              </w:rPr>
+              <w:t>25.78%</w:t>
+            </w:r>
+          </w:p>
+        </w:tc>
+        <w:tc>
+          <w:tcPr>
+            <w:tcW w:type="dxa" w:w="1500"/>
+            <w:tcMar>
+              <w:top w:w="80" w:type="dxa"/>
+              <w:start w:w="120" w:type="dxa"/>
+              <w:bottom w:w="80" w:type="dxa"/>
+              <w:end w:w="120" w:type="dxa"/>
+            </w:tcMar>
+            <w:vAlign w:val="center"/>
+          </w:tcPr>
+          <w:p>
+            <w:pPr>
+              <w:spacing w:before="0" w:after="40" w:line="276" w:lineRule="auto"/>
+            </w:pPr>
+            <w:r>
+              <w:rPr>
+                <w:rFonts w:ascii="Calibri" w:hAnsi="Calibri" w:eastAsia="Microsoft YaHei"/>
+                <w:b w:val="0"/>
+                <w:color w:val="0B2545"/>
+                <w:sz w:val="18"/>
+              </w:rPr>
+              <w:t>2.78</w:t>
+            </w:r>
+          </w:p>
+        </w:tc>
+        <w:tc>
+          <w:tcPr>
+            <w:tcW w:type="dxa" w:w="1990"/>
+            <w:tcMar>
+              <w:top w:w="80" w:type="dxa"/>
+              <w:start w:w="120" w:type="dxa"/>
+              <w:bottom w:w="80" w:type="dxa"/>
+              <w:end w:w="120" w:type="dxa"/>
+            </w:tcMar>
+            <w:vAlign w:val="center"/>
+          </w:tcPr>
+          <w:p>
+            <w:pPr>
+              <w:spacing w:before="0" w:after="40" w:line="276" w:lineRule="auto"/>
+            </w:pPr>
+            <w:r>
+              <w:rPr>
+                <w:rFonts w:ascii="Calibri" w:hAnsi="Calibri" w:eastAsia="Microsoft YaHei"/>
+                <w:b w:val="0"/>
+                <w:color w:val="0B2545"/>
+                <w:sz w:val="18"/>
+              </w:rPr>
+              <w:t>-6.76%</w:t>
+            </w:r>
+          </w:p>
+        </w:tc>
+      </w:tr>
+      <w:tr>
+        <w:tc>
+          <w:tcPr>
+            <w:tcW w:type="dxa" w:w="2780"/>
+            <w:tcMar>
+              <w:top w:w="80" w:type="dxa"/>
+              <w:start w:w="120" w:type="dxa"/>
+              <w:bottom w:w="80" w:type="dxa"/>
+              <w:end w:w="120" w:type="dxa"/>
+            </w:tcMar>
+            <w:vAlign w:val="center"/>
+          </w:tcPr>
+          <w:p>
+            <w:pPr>
+              <w:spacing w:before="0" w:after="40" w:line="276" w:lineRule="auto"/>
+            </w:pPr>
+            <w:r>
+              <w:rPr>
+                <w:rFonts w:ascii="Calibri" w:hAnsi="Calibri" w:eastAsia="Microsoft YaHei"/>
+                <w:b w:val="0"/>
+                <w:color w:val="0B2545"/>
+                <w:sz w:val="18"/>
+              </w:rPr>
+              <w:t>始终空仓</w:t>
+            </w:r>
+          </w:p>
+        </w:tc>
+        <w:tc>
+          <w:tcPr>
+            <w:tcW w:type="dxa" w:w="1350"/>
+            <w:tcMar>
+              <w:top w:w="80" w:type="dxa"/>
+              <w:start w:w="120" w:type="dxa"/>
+              <w:bottom w:w="80" w:type="dxa"/>
+              <w:end w:w="120" w:type="dxa"/>
+            </w:tcMar>
+            <w:vAlign w:val="center"/>
+          </w:tcPr>
+          <w:p>
+            <w:pPr>
+              <w:spacing w:before="0" w:after="40" w:line="276" w:lineRule="auto"/>
+            </w:pPr>
+            <w:r>
+              <w:rPr>
+                <w:rFonts w:ascii="Calibri" w:hAnsi="Calibri" w:eastAsia="Microsoft YaHei"/>
+                <w:b w:val="0"/>
+                <w:color w:val="0B2545"/>
+                <w:sz w:val="18"/>
+              </w:rPr>
+              <w:t>0</w:t>
+            </w:r>
+          </w:p>
+        </w:tc>
+        <w:tc>
+          <w:tcPr>
+            <w:tcW w:type="dxa" w:w="1740"/>
+            <w:tcMar>
+              <w:top w:w="80" w:type="dxa"/>
+              <w:start w:w="120" w:type="dxa"/>
+              <w:bottom w:w="80" w:type="dxa"/>
+              <w:end w:w="120" w:type="dxa"/>
+            </w:tcMar>
+            <w:vAlign w:val="center"/>
+          </w:tcPr>
+          <w:p>
+            <w:pPr>
+              <w:spacing w:before="0" w:after="40" w:line="276" w:lineRule="auto"/>
+            </w:pPr>
+            <w:r>
+              <w:rPr>
+                <w:rFonts w:ascii="Calibri" w:hAnsi="Calibri" w:eastAsia="Microsoft YaHei"/>
+                <w:b w:val="0"/>
+                <w:color w:val="0B2545"/>
+                <w:sz w:val="18"/>
+              </w:rPr>
+              <w:t>0.00%</w:t>
+            </w:r>
+          </w:p>
+        </w:tc>
+        <w:tc>
+          <w:tcPr>
+            <w:tcW w:type="dxa" w:w="1500"/>
+            <w:tcMar>
+              <w:top w:w="80" w:type="dxa"/>
+              <w:start w:w="120" w:type="dxa"/>
+              <w:bottom w:w="80" w:type="dxa"/>
+              <w:end w:w="120" w:type="dxa"/>
+            </w:tcMar>
+            <w:vAlign w:val="center"/>
+          </w:tcPr>
+          <w:p>
+            <w:pPr>
+              <w:spacing w:before="0" w:after="40" w:line="276" w:lineRule="auto"/>
+            </w:pPr>
+            <w:r>
+              <w:rPr>
+                <w:rFonts w:ascii="Calibri" w:hAnsi="Calibri" w:eastAsia="Microsoft YaHei"/>
+                <w:b w:val="0"/>
+                <w:color w:val="0B2545"/>
+                <w:sz w:val="18"/>
+              </w:rPr>
+              <w:t>0.00</w:t>
+            </w:r>
+          </w:p>
+        </w:tc>
+        <w:tc>
+          <w:tcPr>
+            <w:tcW w:type="dxa" w:w="1990"/>
+            <w:tcMar>
+              <w:top w:w="80" w:type="dxa"/>
+              <w:start w:w="120" w:type="dxa"/>
+              <w:bottom w:w="80" w:type="dxa"/>
+              <w:end w:w="120" w:type="dxa"/>
+            </w:tcMar>
+            <w:vAlign w:val="center"/>
+          </w:tcPr>
+          <w:p>
+            <w:pPr>
+              <w:spacing w:before="0" w:after="40" w:line="276" w:lineRule="auto"/>
+            </w:pPr>
+            <w:r>
+              <w:rPr>
+                <w:rFonts w:ascii="Calibri" w:hAnsi="Calibri" w:eastAsia="Microsoft YaHei"/>
+                <w:b w:val="0"/>
+                <w:color w:val="0B2545"/>
+                <w:sz w:val="18"/>
+              </w:rPr>
+              <w:t>0.00%</w:t>
+            </w:r>
+          </w:p>
+        </w:tc>
+      </w:tr>
+      <w:tr>
+        <w:tc>
+          <w:tcPr>
+            <w:tcW w:type="dxa" w:w="2780"/>
+            <w:tcMar>
+              <w:top w:w="80" w:type="dxa"/>
+              <w:start w:w="120" w:type="dxa"/>
+              <w:bottom w:w="80" w:type="dxa"/>
+              <w:end w:w="120" w:type="dxa"/>
+            </w:tcMar>
+            <w:vAlign w:val="center"/>
+          </w:tcPr>
+          <w:p>
+            <w:pPr>
+              <w:spacing w:before="0" w:after="40" w:line="276" w:lineRule="auto"/>
+            </w:pPr>
+            <w:r>
+              <w:rPr>
+                <w:rFonts w:ascii="Calibri" w:hAnsi="Calibri" w:eastAsia="Microsoft YaHei"/>
+                <w:b w:val="0"/>
+                <w:color w:val="0B2545"/>
+                <w:sz w:val="18"/>
+              </w:rPr>
+              <w:t>买入并持有</w:t>
+            </w:r>
+          </w:p>
+        </w:tc>
+        <w:tc>
+          <w:tcPr>
+            <w:tcW w:type="dxa" w:w="1350"/>
+            <w:tcMar>
+              <w:top w:w="80" w:type="dxa"/>
+              <w:start w:w="120" w:type="dxa"/>
+              <w:bottom w:w="80" w:type="dxa"/>
+              <w:end w:w="120" w:type="dxa"/>
+            </w:tcMar>
+            <w:vAlign w:val="center"/>
+          </w:tcPr>
+          <w:p>
+            <w:pPr>
+              <w:spacing w:before="0" w:after="40" w:line="276" w:lineRule="auto"/>
+            </w:pPr>
+            <w:r>
+              <w:rPr>
+                <w:rFonts w:ascii="Calibri" w:hAnsi="Calibri" w:eastAsia="Microsoft YaHei"/>
+                <w:b w:val="0"/>
+                <w:color w:val="0B2545"/>
+                <w:sz w:val="18"/>
+              </w:rPr>
+              <w:t>1</w:t>
+            </w:r>
+          </w:p>
+        </w:tc>
+        <w:tc>
+          <w:tcPr>
+            <w:tcW w:type="dxa" w:w="1740"/>
+            <w:tcMar>
+              <w:top w:w="80" w:type="dxa"/>
+              <w:start w:w="120" w:type="dxa"/>
+              <w:bottom w:w="80" w:type="dxa"/>
+              <w:end w:w="120" w:type="dxa"/>
+            </w:tcMar>
+            <w:vAlign w:val="center"/>
+          </w:tcPr>
+          <w:p>
+            <w:pPr>
+              <w:spacing w:before="0" w:after="40" w:line="276" w:lineRule="auto"/>
+            </w:pPr>
+            <w:r>
+              <w:rPr>
+                <w:rFonts w:ascii="Calibri" w:hAnsi="Calibri" w:eastAsia="Microsoft YaHei"/>
+                <w:b w:val="0"/>
+                <w:color w:val="0B2545"/>
+                <w:sz w:val="18"/>
+              </w:rPr>
+              <w:t>-8.55%</w:t>
+            </w:r>
+          </w:p>
+        </w:tc>
+        <w:tc>
+          <w:tcPr>
+            <w:tcW w:type="dxa" w:w="1500"/>
+            <w:tcMar>
+              <w:top w:w="80" w:type="dxa"/>
+              <w:start w:w="120" w:type="dxa"/>
+              <w:bottom w:w="80" w:type="dxa"/>
+              <w:end w:w="120" w:type="dxa"/>
+            </w:tcMar>
+            <w:vAlign w:val="center"/>
+          </w:tcPr>
+          <w:p>
+            <w:pPr>
+              <w:spacing w:before="0" w:after="40" w:line="276" w:lineRule="auto"/>
+            </w:pPr>
+            <w:r>
+              <w:rPr>
+                <w:rFonts w:ascii="Calibri" w:hAnsi="Calibri" w:eastAsia="Microsoft YaHei"/>
+                <w:b w:val="0"/>
+                <w:color w:val="0B2545"/>
+                <w:sz w:val="18"/>
+              </w:rPr>
+              <w:t>-0.47</w:t>
+            </w:r>
+          </w:p>
+        </w:tc>
+        <w:tc>
+          <w:tcPr>
+            <w:tcW w:type="dxa" w:w="1990"/>
+            <w:tcMar>
+              <w:top w:w="80" w:type="dxa"/>
+              <w:start w:w="120" w:type="dxa"/>
+              <w:bottom w:w="80" w:type="dxa"/>
+              <w:end w:w="120" w:type="dxa"/>
+            </w:tcMar>
+            <w:vAlign w:val="center"/>
+          </w:tcPr>
+          <w:p>
+            <w:pPr>
+              <w:spacing w:before="0" w:after="40" w:line="276" w:lineRule="auto"/>
+            </w:pPr>
+            <w:r>
+              <w:rPr>
+                <w:rFonts w:ascii="Calibri" w:hAnsi="Calibri" w:eastAsia="Microsoft YaHei"/>
+                <w:b w:val="0"/>
+                <w:color w:val="0B2545"/>
+                <w:sz w:val="18"/>
+              </w:rPr>
+              <w:t>-22.29%</w:t>
+            </w:r>
+          </w:p>
+        </w:tc>
+      </w:tr>
+      <w:tr>
+        <w:tc>
+          <w:tcPr>
+            <w:tcW w:type="dxa" w:w="2780"/>
+            <w:tcMar>
+              <w:top w:w="80" w:type="dxa"/>
+              <w:start w:w="120" w:type="dxa"/>
+              <w:bottom w:w="80" w:type="dxa"/>
+              <w:end w:w="120" w:type="dxa"/>
+            </w:tcMar>
+            <w:vAlign w:val="center"/>
+          </w:tcPr>
+          <w:p>
+            <w:pPr>
+              <w:spacing w:before="0" w:after="40" w:line="276" w:lineRule="auto"/>
+            </w:pPr>
+            <w:r>
+              <w:rPr>
+                <w:rFonts w:ascii="Calibri" w:hAnsi="Calibri" w:eastAsia="Microsoft YaHei"/>
+                <w:b w:val="0"/>
+                <w:color w:val="0B2545"/>
+                <w:sz w:val="18"/>
+              </w:rPr>
+              <w:t>每日开盘买入收盘卖出</w:t>
+            </w:r>
+          </w:p>
+        </w:tc>
+        <w:tc>
+          <w:tcPr>
+            <w:tcW w:type="dxa" w:w="1350"/>
+            <w:tcMar>
+              <w:top w:w="80" w:type="dxa"/>
+              <w:start w:w="120" w:type="dxa"/>
+              <w:bottom w:w="80" w:type="dxa"/>
+              <w:end w:w="120" w:type="dxa"/>
+            </w:tcMar>
+            <w:vAlign w:val="center"/>
+          </w:tcPr>
+          <w:p>
+            <w:pPr>
+              <w:spacing w:before="0" w:after="40" w:line="276" w:lineRule="auto"/>
+            </w:pPr>
+            <w:r>
+              <w:rPr>
+                <w:rFonts w:ascii="Calibri" w:hAnsi="Calibri" w:eastAsia="Microsoft YaHei"/>
+                <w:b w:val="0"/>
+                <w:color w:val="0B2545"/>
+                <w:sz w:val="18"/>
+              </w:rPr>
+              <w:t>143</w:t>
+            </w:r>
+          </w:p>
+        </w:tc>
+        <w:tc>
+          <w:tcPr>
+            <w:tcW w:type="dxa" w:w="1740"/>
+            <w:tcMar>
+              <w:top w:w="80" w:type="dxa"/>
+              <w:start w:w="120" w:type="dxa"/>
+              <w:bottom w:w="80" w:type="dxa"/>
+              <w:end w:w="120" w:type="dxa"/>
+            </w:tcMar>
+            <w:vAlign w:val="center"/>
+          </w:tcPr>
+          <w:p>
+            <w:pPr>
+              <w:spacing w:before="0" w:after="40" w:line="276" w:lineRule="auto"/>
+            </w:pPr>
+            <w:r>
+              <w:rPr>
+                <w:rFonts w:ascii="Calibri" w:hAnsi="Calibri" w:eastAsia="Microsoft YaHei"/>
+                <w:b w:val="0"/>
+                <w:color w:val="0B2545"/>
+                <w:sz w:val="18"/>
+              </w:rPr>
+              <w:t>-17.90%</w:t>
+            </w:r>
+          </w:p>
+        </w:tc>
+        <w:tc>
+          <w:tcPr>
+            <w:tcW w:type="dxa" w:w="1500"/>
+            <w:tcMar>
+              <w:top w:w="80" w:type="dxa"/>
+              <w:start w:w="120" w:type="dxa"/>
+              <w:bottom w:w="80" w:type="dxa"/>
+              <w:end w:w="120" w:type="dxa"/>
+            </w:tcMar>
+            <w:vAlign w:val="center"/>
+          </w:tcPr>
+          <w:p>
+            <w:pPr>
+              <w:spacing w:before="0" w:after="40" w:line="276" w:lineRule="auto"/>
+            </w:pPr>
+            <w:r>
+              <w:rPr>
+                <w:rFonts w:ascii="Calibri" w:hAnsi="Calibri" w:eastAsia="Microsoft YaHei"/>
+                <w:b w:val="0"/>
+                <w:color w:val="0B2545"/>
+                <w:sz w:val="18"/>
+              </w:rPr>
+              <w:t>-1.61</w:t>
+            </w:r>
+          </w:p>
+        </w:tc>
+        <w:tc>
+          <w:tcPr>
+            <w:tcW w:type="dxa" w:w="1990"/>
+            <w:tcMar>
+              <w:top w:w="80" w:type="dxa"/>
+              <w:start w:w="120" w:type="dxa"/>
+              <w:bottom w:w="80" w:type="dxa"/>
+              <w:end w:w="120" w:type="dxa"/>
+            </w:tcMar>
+            <w:vAlign w:val="center"/>
+          </w:tcPr>
+          <w:p>
+            <w:pPr>
+              <w:spacing w:before="0" w:after="40" w:line="276" w:lineRule="auto"/>
+            </w:pPr>
+            <w:r>
+              <w:rPr>
+                <w:rFonts w:ascii="Calibri" w:hAnsi="Calibri" w:eastAsia="Microsoft YaHei"/>
+                <w:b w:val="0"/>
+                <w:color w:val="0B2545"/>
+                <w:sz w:val="18"/>
+              </w:rPr>
+              <w:t>-24.80%</w:t>
+            </w:r>
+          </w:p>
+        </w:tc>
+      </w:tr>
+    </w:tbl>
+    <w:p>
+      <w:pPr>
+        <w:spacing w:after="80"/>
+      </w:pPr>
+    </w:p>
+    <w:p>
+      <w:pPr>
+        <w:pStyle w:val="ListBullet"/>
+        <w:spacing w:before="0" w:after="80" w:line="300" w:lineRule="auto"/>
+        <w:ind w:left="540" w:hanging="271"/>
+      </w:pPr>
+      <w:r>
+        <w:rPr>
+          <w:rFonts w:ascii="Calibri" w:hAnsi="Calibri" w:eastAsia="Microsoft YaHei"/>
+          <w:sz w:val="22"/>
+        </w:rPr>
+        <w:t>初始资金为 100,000 元；默认单边佣金 3 bps、单边滑点 2 bps。</w:t>
+      </w:r>
+    </w:p>
+    <w:p>
+      <w:pPr>
+        <w:pStyle w:val="ListBullet"/>
+        <w:spacing w:before="0" w:after="80" w:line="300" w:lineRule="auto"/>
+        <w:ind w:left="540" w:hanging="271"/>
+      </w:pPr>
+      <w:r>
+        <w:rPr>
+          <w:rFonts w:ascii="Calibri" w:hAnsi="Calibri" w:eastAsia="Microsoft YaHei"/>
+          <w:sz w:val="22"/>
+        </w:rPr>
+        <w:t>主规则在锁定区间产生 27,542 元净利润，累计交易成本约 5,752 元。</w:t>
+      </w:r>
+    </w:p>
+    <w:p>
+      <w:pPr>
+        <w:pStyle w:val="ListBullet"/>
+        <w:spacing w:before="0" w:after="80" w:line="300" w:lineRule="auto"/>
+        <w:ind w:left="540" w:hanging="271"/>
+      </w:pPr>
+      <w:r>
+        <w:rPr>
+          <w:rFonts w:ascii="Calibri" w:hAnsi="Calibri" w:eastAsia="Microsoft YaHei"/>
+          <w:sz w:val="22"/>
+        </w:rPr>
+        <w:t>双倍成本情景下总收益仍为 21.40%，但实际费率必须按交易品种和券商重新填写。</w:t>
+      </w:r>
+    </w:p>
+    <w:p>
+      <w:pPr>
+        <w:pStyle w:val="ListBullet"/>
+        <w:spacing w:before="0" w:after="80" w:line="300" w:lineRule="auto"/>
+        <w:ind w:left="540" w:hanging="271"/>
+      </w:pPr>
+      <w:r>
+        <w:rPr>
+          <w:rFonts w:ascii="Calibri" w:hAnsi="Calibri" w:eastAsia="Microsoft YaHei"/>
+          <w:sz w:val="22"/>
+        </w:rPr>
+        <w:t>开发期九个区块中六个盈利；2020—2022 年部分区块亏损，说明效果存在明显状态依赖。</w:t>
+      </w:r>
+    </w:p>
+    <w:p>
+      <w:pPr>
+        <w:pStyle w:val="ListBullet"/>
+        <w:spacing w:before="0" w:after="80" w:line="300" w:lineRule="auto"/>
+        <w:ind w:left="540" w:hanging="271"/>
+      </w:pPr>
+      <w:r>
+        <w:rPr>
+          <w:rFonts w:ascii="Calibri" w:hAnsi="Calibri" w:eastAsia="Microsoft YaHei"/>
+          <w:sz w:val="22"/>
+        </w:rPr>
+        <w:t>第 19 块没有参与阈值或仓位参数选择，但此前模型诊断已查看该时期，因此不能宣传为完全盲测。</w:t>
+      </w:r>
+    </w:p>
+    <w:tbl>
+      <w:tblPr>
+        <w:tblW w:type="dxa" w:w="9360"/>
+        <w:tblLayout w:type="fixed"/>
+        <w:tblLook w:firstColumn="1" w:firstRow="1" w:lastColumn="0" w:lastRow="0" w:noHBand="0" w:noVBand="1" w:val="04A0"/>
+        <w:tblInd w:w="120" w:type="dxa"/>
+      </w:tblPr>
+      <w:tblGrid>
+        <w:gridCol w:w="9360"/>
+      </w:tblGrid>
+      <w:tr>
+        <w:tc>
+          <w:tcPr>
+            <w:tcW w:type="dxa" w:w="9360"/>
+            <w:tcMar>
+              <w:top w:w="80" w:type="dxa"/>
+              <w:start w:w="120" w:type="dxa"/>
+              <w:bottom w:w="80" w:type="dxa"/>
+              <w:end w:w="120" w:type="dxa"/>
+            </w:tcMar>
+            <w:vAlign w:val="center"/>
+            <w:shd w:fill="FDECEC"/>
+          </w:tcPr>
+          <w:p>
+            <w:pPr>
+              <w:spacing w:after="60"/>
+            </w:pPr>
+            <w:r>
+              <w:rPr>
+                <w:rFonts w:ascii="Calibri" w:hAnsi="Calibri" w:eastAsia="Microsoft YaHei"/>
+                <w:b/>
+                <w:color w:val="9B1C1C"/>
+                <w:sz w:val="21"/>
+              </w:rPr>
+              <w:t>收益解释限制</w:t>
+            </w:r>
+          </w:p>
+          <w:p>
+            <w:pPr>
+              <w:spacing w:after="40" w:line="288" w:lineRule="auto"/>
+            </w:pPr>
+            <w:r>
+              <w:rPr>
+                <w:rFonts w:ascii="Calibri" w:hAnsi="Calibri" w:eastAsia="Microsoft YaHei"/>
+                <w:color w:val="344054"/>
+                <w:sz w:val="20"/>
+              </w:rPr>
+              <w:t>27.54% 是研究账本结果，不是可直接复制的实盘收益。它使用 Au99.99 价格、允许按克进行小数仓位并采用固定成本。若实际交易 518880 ETF、黄金期货或其他产品，跟踪误差、合约乘数、保证金、涨跌停、最小交易单位和真实费用都会改变结果。</w:t>
+            </w:r>
+          </w:p>
+        </w:tc>
+      </w:tr>
+    </w:tbl>
+    <w:p>
+      <w:pPr>
+        <w:spacing w:after="40"/>
+      </w:pPr>
+    </w:p>
+    <w:p>
+      <w:pPr>
+        <w:pStyle w:val="Heading1"/>
+        <w:keepNext/>
+      </w:pPr>
+      <w:r>
+        <w:t>27. 当前结论</w:t>
+      </w:r>
+    </w:p>
+    <w:p>
+      <w:pPr>
+        <w:spacing w:before="0" w:after="120" w:line="300" w:lineRule="auto"/>
+      </w:pPr>
+      <w:r>
+        <w:rPr>
+          <w:rFonts w:ascii="Calibri" w:hAnsi="Calibri" w:eastAsia="Microsoft YaHei"/>
+          <w:b w:val="0"/>
+          <w:i w:val="0"/>
+          <w:color w:val="202124"/>
+          <w:sz w:val="22"/>
+        </w:rPr>
+        <w:t>项目已经完成从数据获取、模型比较、金额误差、锁定共同留出集到持仓与净 P&amp;L 的完整研究闭环。统计特征选择、稳健回归、PCA、绝对误差损失、移动区块 Bagging、样本外加权和成本敏感性均已有可复现实现。</w:t>
       </w:r>
     </w:p>
     <w:p>
@@ -13747,7 +14903,7 @@
           <w:color w:val="0B2545"/>
           <w:sz w:val="22"/>
         </w:rPr>
-        <w:t>锁定第 19 块的共同测试表明 BaggedHuber 的增长和价格变化 MAE 均优于当前加权平均。当前问题不是简单调整投票权重，而是四个线性模型缺少预测多样性，并且所有模型仍低估部分较大波动。下一步应保留 BaggedHuber 基线，研究真正不同的模型或状态条件，再用全新的未来数据检验。</w:t>
+        <w:t>当前候选为 BaggedHuber 配合开发期选定的多头/空仓波动率仓位规则。锁定区间结果强于基准，但跨时期稳定性不足且并非真实可交易产品回测。下一步应固定现有代码和参数，等待全新的未来数据进行纸面交易，同时把直接黄金账本映射到明确交易品种及其真实成本规则。</w:t>
       </w:r>
     </w:p>
     <w:sectPr>

--- a/docs/黄金量化预测项目完整流程.docx
+++ b/docs/黄金量化预测项目完整流程.docx
@@ -14904,6 +14904,113 @@
           <w:sz w:val="22"/>
         </w:rPr>
         <w:t>当前候选为 BaggedHuber 配合开发期选定的多头/空仓波动率仓位规则。锁定区间结果强于基准，但跨时期稳定性不足且并非真实可交易产品回测。下一步应固定现有代码和参数，等待全新的未来数据进行纸面交易，同时把直接黄金账本映射到明确交易品种及其真实成本规则。</w:t>
+      </w:r>
+    </w:p>
+    <w:p>
+      <w:r>
+        <w:br w:type="page"/>
+      </w:r>
+    </w:p>
+    <w:p>
+      <w:pPr>
+        <w:pStyle w:val="Heading1"/>
+      </w:pPr>
+      <w:r>
+        <w:t>28. 国际黄金 XAU/USD 数据源切换（2026-07-24）</w:t>
+      </w:r>
+    </w:p>
+    <w:p>
+      <w:r>
+        <w:t>维护中的预测目标已从上海黄金交易所 Au99.99（人民币/克）切换为 FXCM XAU/USD（美元/金衡盎司）。原中国黄金代码仅保留为历史对照，新国际黄金入口不再把它作为标签。</w:t>
+      </w:r>
+    </w:p>
+    <w:p>
+      <w:pPr>
+        <w:pStyle w:val="Heading2"/>
+      </w:pPr>
+      <w:r>
+        <w:t>数据与标签规则</w:t>
+      </w:r>
+    </w:p>
+    <w:p>
+      <w:pPr>
+        <w:pStyle w:val="ListBullet"/>
+      </w:pPr>
+      <w:r>
+        <w:t>首选数据：Tushare fx_daily 的 XAUUSD.FXCM，交易日期为 GMT，包含买卖盘开高低收。</w:t>
+      </w:r>
+    </w:p>
+    <w:p>
+      <w:pPr>
+        <w:pStyle w:val="ListBullet"/>
+      </w:pPr>
+      <w:r>
+        <w:t>完整 OHLC 下的一期标签：log（下一交易日中间收盘价 / 下一交易日中间开盘价）。</w:t>
+      </w:r>
+    </w:p>
+    <w:p>
+      <w:pPr>
+        <w:pStyle w:val="ListBullet"/>
+      </w:pPr>
+      <w:r>
+        <w:t>当前 token 无法刷新接口，因此本次使用已缓存的 Tushare/FXCM 中间收盘价，并撤销旧流程为上海收盘对齐所做的一期滞后。</w:t>
+      </w:r>
+    </w:p>
+    <w:p>
+      <w:pPr>
+        <w:pStyle w:val="ListBullet"/>
+      </w:pPr>
+      <w:r>
+        <w:t>收盘价回退标签：log（下一交易日中间收盘价 / 信号日中间收盘价）。因为没有下一日开盘和买卖价差，不能据此声称可执行 P&amp;L。</w:t>
+      </w:r>
+    </w:p>
+    <w:p>
+      <w:pPr>
+        <w:pStyle w:val="ListBullet"/>
+      </w:pPr>
+      <w:r>
+        <w:t>国际模型排除 SGE 价格、上海溢价和 SHFE 黄金变量。</w:t>
+      </w:r>
+    </w:p>
+    <w:p>
+      <w:pPr>
+        <w:pStyle w:val="Heading2"/>
+      </w:pPr>
+      <w:r>
+        <w:t>十九分组与模型</w:t>
+      </w:r>
+    </w:p>
+    <w:p>
+      <w:r>
+        <w:t>国际样本形成 19 个等长时间块，每块 163 条，最早 17 条余数不参与。第 1—9 块用于训练期 AIC 特征筛选，第 10 块按涨跌幅 MAE 选择超参数，第 11—18 块产生滚动样本外预测并计算 MAE 倒数权重，最终模型使用第 10—18 块训练，在预测第 19 块前删除尚不可观测的尾部标签。</w:t>
+      </w:r>
+    </w:p>
+    <w:p>
+      <w:r>
+        <w:t>五个候选模型为 OLS、Ridge、Lasso、Elastic Net 和移动块 Bagged Huber。评价不使用方向准确率，而使用涨跌幅 MAE/RMSE（百分点）和价格 MAE/RMSE（美元/盎司）。</w:t>
+      </w:r>
+    </w:p>
+    <w:p>
+      <w:pPr>
+        <w:pStyle w:val="Heading2"/>
+      </w:pPr>
+      <w:r>
+        <w:t>首轮结果与结论</w:t>
+      </w:r>
+    </w:p>
+    <w:p>
+      <w:r>
+        <w:t>训练期 AIC 保留 7 个变量：XAU/USD 一期收益、五期动量、20 期波动率、原油一期收益、实际利率一期变化、10 年盈亏平衡通胀率和 GVZ 水平。</w:t>
+      </w:r>
+    </w:p>
+    <w:p>
+      <w:r>
+        <w:t>第 19 块中，零收益基准的涨跌幅 MAE 为 1.2775 个百分点；Lasso 与 Elastic Net 均为 1.2781；加权组合为 1.2807。因此当前规格没有战胜零预测。价格曲线看起来接近主要来自“下一日价格通常接近今日价格”的持久性，不能代替收益误差检验。</w:t>
+      </w:r>
+    </w:p>
+    <w:p>
+      <w:r>
+        <w:t>结论：国际数据源切换已经完成，但当前收盘到收盘模型不具备交易 P&amp;L 资格。下一步应恢复有效的 fx_daily 权限，以 --target-mode open_to_close 重新训练，并在买卖价差和实际成本下重新检验。</w:t>
       </w:r>
     </w:p>
     <w:sectPr>
